--- a/seo-audit-bundle-combined.docx
+++ b/seo-audit-bundle-combined.docx
@@ -2,6 +2,32 @@
 <file path=word/document.xml><?xml version="1.0" encoding="utf-8"?>
 <w:document xmlns:w="http://schemas.openxmlformats.org/wordprocessingml/2006/main" xmlns:m="http://schemas.openxmlformats.org/officeDocument/2006/math" xmlns:r="http://schemas.openxmlformats.org/officeDocument/2006/relationships" xmlns:o="urn:schemas-microsoft-com:office:office" xmlns:v="urn:schemas-microsoft-com:vml" xmlns:w10="urn:schemas-microsoft-com:office:word" xmlns:a="http://schemas.openxmlformats.org/drawingml/2006/main" xmlns:pic="http://schemas.openxmlformats.org/drawingml/2006/picture" xmlns:wp="http://schemas.openxmlformats.org/drawingml/2006/wordprocessingDrawing">
   <w:body>
+    <w:sdt>
+      <w:sdtPr>
+        <w:docPartObj>
+          <w:docPartGallery w:val="Table of Contents"/>
+          <w:docPartUnique/>
+        </w:docPartObj>
+      </w:sdtPr>
+      <w:sdtContent>
+        <w:p>
+          <w:pPr>
+            <w:pStyle w:val="TOCHeading"/>
+          </w:pPr>
+          <w:r>
+            <w:t xml:space="preserve">Table of Contents</w:t>
+          </w:r>
+        </w:p>
+        <w:p>
+          <w:r>
+            <w:fldChar w:fldCharType="begin" w:dirty="true"/>
+            <w:instrText xml:space="preserve">TOC \o "1-3" \h \z \u</w:instrText>
+            <w:fldChar w:fldCharType="separate"/>
+            <w:fldChar w:fldCharType="end"/>
+          </w:r>
+        </w:p>
+      </w:sdtContent>
+    </w:sdt>
     <w:p>
       <w:r>
         <w:pict>
@@ -14,6 +40,15 @@
       <w:pPr>
         <w:pStyle w:val="Heading3"/>
       </w:pPr>
+      <w:r>
+        <w:rPr>
+          <w:rStyle w:val="SectionNumber"/>
+        </w:rPr>
+        <w:t xml:space="preserve">0.0.1</w:t>
+      </w:r>
+      <w:r>
+        <w:tab/>
+      </w:r>
       <w:hyperlink r:id="rId9">
         <w:r>
           <w:rPr>
@@ -33,12 +68,21 @@
       </w:r>
     </w:p>
     <w:bookmarkEnd w:id="10"/>
-    <w:bookmarkStart w:id="78" w:name="seo-aeo-audit-playbook"/>
+    <w:bookmarkStart w:id="63" w:name="seo-aeo-audit-playbook"/>
     <w:p>
       <w:pPr>
         <w:pStyle w:val="Heading1"/>
       </w:pPr>
       <w:r>
+        <w:rPr>
+          <w:rStyle w:val="SectionNumber"/>
+        </w:rPr>
+        <w:t xml:space="preserve">1</w:t>
+      </w:r>
+      <w:r>
+        <w:tab/>
+      </w:r>
+      <w:r>
         <w:t xml:space="preserve">SEO + AEO Audit Playbook</w:t>
       </w:r>
     </w:p>
@@ -47,6 +91,15 @@
       <w:pPr>
         <w:pStyle w:val="Heading2"/>
       </w:pPr>
+      <w:r>
+        <w:rPr>
+          <w:rStyle w:val="SectionNumber"/>
+        </w:rPr>
+        <w:t xml:space="preserve">1.1</w:t>
+      </w:r>
+      <w:r>
+        <w:tab/>
+      </w:r>
       <w:r>
         <w:t xml:space="preserve">A full SEO audit you can run on your own brand in 25 minutes inside Claude Code. Covers the traditional SEO surface (technical, on-page, content, backlinks, Core Web Vitals, schema, keyword gaps) plus a merged AEO / AI SEO layer that scores your citation presence across ChatGPT, Claude, Perplexity, and Google AI Overview. Delivered as one Word doc plus the markdown source. Built by Nishant Kapoor at EntireCommerce AI.</w:t>
       </w:r>
@@ -64,6 +117,15 @@
         <w:pStyle w:val="Heading3"/>
       </w:pPr>
       <w:r>
+        <w:rPr>
+          <w:rStyle w:val="SectionNumber"/>
+        </w:rPr>
+        <w:t xml:space="preserve">1.1.1</w:t>
+      </w:r>
+      <w:r>
+        <w:tab/>
+      </w:r>
+      <w:r>
         <w:t xml:space="preserve">Fastest way to use this playbook</w:t>
       </w:r>
     </w:p>
@@ -118,6 +180,15 @@
         <w:pStyle w:val="Heading2"/>
       </w:pPr>
       <w:r>
+        <w:rPr>
+          <w:rStyle w:val="SectionNumber"/>
+        </w:rPr>
+        <w:t xml:space="preserve">1.2</w:t>
+      </w:r>
+      <w:r>
+        <w:tab/>
+      </w:r>
+      <w:r>
         <w:t xml:space="preserve">Who This Playbook Is For</w:t>
       </w:r>
     </w:p>
@@ -205,6 +276,15 @@
         <w:pStyle w:val="Heading2"/>
       </w:pPr>
       <w:r>
+        <w:rPr>
+          <w:rStyle w:val="SectionNumber"/>
+        </w:rPr>
+        <w:t xml:space="preserve">1.3</w:t>
+      </w:r>
+      <w:r>
+        <w:tab/>
+      </w:r>
+      <w:r>
         <w:t xml:space="preserve">What The SEO + AEO Audit Actually Is</w:t>
       </w:r>
     </w:p>
@@ -357,6 +437,15 @@
         <w:pStyle w:val="Heading2"/>
       </w:pPr>
       <w:r>
+        <w:rPr>
+          <w:rStyle w:val="SectionNumber"/>
+        </w:rPr>
+        <w:t xml:space="preserve">1.4</w:t>
+      </w:r>
+      <w:r>
+        <w:tab/>
+      </w:r>
+      <w:r>
         <w:t xml:space="preserve">Setup (15 Minutes)</w:t>
       </w:r>
     </w:p>
@@ -365,6 +454,15 @@
       <w:pPr>
         <w:pStyle w:val="Heading3"/>
       </w:pPr>
+      <w:r>
+        <w:rPr>
+          <w:rStyle w:val="SectionNumber"/>
+        </w:rPr>
+        <w:t xml:space="preserve">1.4.1</w:t>
+      </w:r>
+      <w:r>
+        <w:tab/>
+      </w:r>
       <w:r>
         <w:t xml:space="preserve">Prerequisites</w:t>
       </w:r>
@@ -513,6 +611,15 @@
       <w:pPr>
         <w:pStyle w:val="Heading3"/>
       </w:pPr>
+      <w:r>
+        <w:rPr>
+          <w:rStyle w:val="SectionNumber"/>
+        </w:rPr>
+        <w:t xml:space="preserve">1.4.2</w:t>
+      </w:r>
+      <w:r>
+        <w:tab/>
+      </w:r>
       <w:r>
         <w:t xml:space="preserve">Cost overview</w:t>
       </w:r>
@@ -1140,6 +1247,15 @@
         <w:pStyle w:val="Heading3"/>
       </w:pPr>
       <w:r>
+        <w:rPr>
+          <w:rStyle w:val="SectionNumber"/>
+        </w:rPr>
+        <w:t xml:space="preserve">1.4.3</w:t>
+      </w:r>
+      <w:r>
+        <w:tab/>
+      </w:r>
+      <w:r>
         <w:t xml:space="preserve">Step 1: Create the project folder</w:t>
       </w:r>
     </w:p>
@@ -1232,6 +1348,15 @@
         <w:pStyle w:val="Heading3"/>
       </w:pPr>
       <w:r>
+        <w:rPr>
+          <w:rStyle w:val="SectionNumber"/>
+        </w:rPr>
+        <w:t xml:space="preserve">1.4.4</w:t>
+      </w:r>
+      <w:r>
+        <w:tab/>
+      </w:r>
+      <w:r>
         <w:t xml:space="preserve">Step 2: Set up your .env (optional: let Claude walk you through)</w:t>
       </w:r>
     </w:p>
@@ -1446,6 +1571,15 @@
         <w:pStyle w:val="Heading3"/>
       </w:pPr>
       <w:r>
+        <w:rPr>
+          <w:rStyle w:val="SectionNumber"/>
+        </w:rPr>
+        <w:t xml:space="preserve">1.4.5</w:t>
+      </w:r>
+      <w:r>
+        <w:tab/>
+      </w:r>
+      <w:r>
         <w:t xml:space="preserve">Step 3: Populate CLAUDE.md (or let Claude interview you)</w:t>
       </w:r>
     </w:p>
@@ -1585,6 +1719,15 @@
       <w:pPr>
         <w:pStyle w:val="Heading3"/>
       </w:pPr>
+      <w:r>
+        <w:rPr>
+          <w:rStyle w:val="SectionNumber"/>
+        </w:rPr>
+        <w:t xml:space="preserve">1.4.6</w:t>
+      </w:r>
+      <w:r>
+        <w:tab/>
+      </w:r>
       <w:r>
         <w:t xml:space="preserve">Step 4: Open Claude Code in the folder</w:t>
       </w:r>
@@ -1650,6 +1793,15 @@
         <w:pStyle w:val="Heading2"/>
       </w:pPr>
       <w:r>
+        <w:rPr>
+          <w:rStyle w:val="SectionNumber"/>
+        </w:rPr>
+        <w:t xml:space="preserve">1.5</w:t>
+      </w:r>
+      <w:r>
+        <w:tab/>
+      </w:r>
+      <w:r>
         <w:t xml:space="preserve">The Three Files in This Bundle</w:t>
       </w:r>
     </w:p>
@@ -1658,6 +1810,15 @@
       <w:pPr>
         <w:pStyle w:val="Heading3"/>
       </w:pPr>
+      <w:r>
+        <w:rPr>
+          <w:rStyle w:val="SectionNumber"/>
+        </w:rPr>
+        <w:t xml:space="preserve">1.5.1</w:t>
+      </w:r>
+      <w:r>
+        <w:tab/>
+      </w:r>
       <w:r>
         <w:t xml:space="preserve">File 1: CLAUDE.md (business-briefing template)</w:t>
       </w:r>
@@ -1737,6 +1898,15 @@
         <w:pStyle w:val="Heading3"/>
       </w:pPr>
       <w:r>
+        <w:rPr>
+          <w:rStyle w:val="SectionNumber"/>
+        </w:rPr>
+        <w:t xml:space="preserve">1.5.2</w:t>
+      </w:r>
+      <w:r>
+        <w:tab/>
+      </w:r>
+      <w:r>
         <w:t xml:space="preserve">File 2: seo-audit.md (the master prompt Claude runs)</w:t>
       </w:r>
     </w:p>
@@ -1808,6 +1978,15 @@
       <w:pPr>
         <w:pStyle w:val="Heading3"/>
       </w:pPr>
+      <w:r>
+        <w:rPr>
+          <w:rStyle w:val="SectionNumber"/>
+        </w:rPr>
+        <w:t xml:space="preserve">1.5.3</w:t>
+      </w:r>
+      <w:r>
+        <w:tab/>
+      </w:r>
       <w:r>
         <w:t xml:space="preserve">File 3: README.md</w:t>
       </w:r>
@@ -1864,6 +2043,15 @@
         <w:pStyle w:val="Heading2"/>
       </w:pPr>
       <w:r>
+        <w:rPr>
+          <w:rStyle w:val="SectionNumber"/>
+        </w:rPr>
+        <w:t xml:space="preserve">1.6</w:t>
+      </w:r>
+      <w:r>
+        <w:tab/>
+      </w:r>
+      <w:r>
         <w:t xml:space="preserve">Your First Run</w:t>
       </w:r>
     </w:p>
@@ -2088,6 +2276,15 @@
         <w:pStyle w:val="Heading2"/>
       </w:pPr>
       <w:r>
+        <w:rPr>
+          <w:rStyle w:val="SectionNumber"/>
+        </w:rPr>
+        <w:t xml:space="preserve">1.7</w:t>
+      </w:r>
+      <w:r>
+        <w:tab/>
+      </w:r>
+      <w:r>
         <w:t xml:space="preserve">What You’ll Get</w:t>
       </w:r>
     </w:p>
@@ -2410,6 +2607,15 @@
       <w:pPr>
         <w:pStyle w:val="Heading2"/>
       </w:pPr>
+      <w:r>
+        <w:rPr>
+          <w:rStyle w:val="SectionNumber"/>
+        </w:rPr>
+        <w:t xml:space="preserve">1.8</w:t>
+      </w:r>
+      <w:r>
+        <w:tab/>
+      </w:r>
       <w:r>
         <w:t xml:space="preserve">Modes</w:t>
       </w:r>
@@ -2662,6 +2868,15 @@
         <w:pStyle w:val="Heading2"/>
       </w:pPr>
       <w:r>
+        <w:rPr>
+          <w:rStyle w:val="SectionNumber"/>
+        </w:rPr>
+        <w:t xml:space="preserve">1.9</w:t>
+      </w:r>
+      <w:r>
+        <w:tab/>
+      </w:r>
+      <w:r>
         <w:t xml:space="preserve">Honest Caveats</w:t>
       </w:r>
     </w:p>
@@ -2878,6 +3093,15 @@
       <w:pPr>
         <w:pStyle w:val="Heading2"/>
       </w:pPr>
+      <w:r>
+        <w:rPr>
+          <w:rStyle w:val="SectionNumber"/>
+        </w:rPr>
+        <w:t xml:space="preserve">1.10</w:t>
+      </w:r>
+      <w:r>
+        <w:tab/>
+      </w:r>
       <w:r>
         <w:t xml:space="preserve">Quick-Start Checklist</w:t>
       </w:r>
@@ -3202,6 +3426,15 @@
       <w:pPr>
         <w:pStyle w:val="Heading2"/>
       </w:pPr>
+      <w:r>
+        <w:rPr>
+          <w:rStyle w:val="SectionNumber"/>
+        </w:rPr>
+        <w:t xml:space="preserve">1.11</w:t>
+      </w:r>
+      <w:r>
+        <w:tab/>
+      </w:r>
       <w:r>
         <w:t xml:space="preserve">Troubleshooting</w:t>
       </w:r>
@@ -3714,6 +3947,15 @@
         <w:pStyle w:val="Heading2"/>
       </w:pPr>
       <w:r>
+        <w:rPr>
+          <w:rStyle w:val="SectionNumber"/>
+        </w:rPr>
+        <w:t xml:space="preserve">1.12</w:t>
+      </w:r>
+      <w:r>
+        <w:tab/>
+      </w:r>
+      <w:r>
         <w:t xml:space="preserve">Credit</w:t>
       </w:r>
     </w:p>
@@ -3848,7 +4090,7 @@
         <w:t xml:space="preserve"> </w:t>
       </w:r>
       <w:r>
-        <w:t xml:space="preserve"># Business brief: {Your brand}</w:t>
+        <w:t xml:space="preserve"># SEO + AEO Audit: Master Prompt</w:t>
       </w:r>
     </w:p>
     <w:p>
@@ -3856,7 +4098,52 @@
         <w:pStyle w:val="BlockText"/>
       </w:pPr>
       <w:r>
-        <w:t xml:space="preserve">This file is the business brief Claude Code loads automatically on every session start. It grounds every playbook you run from this folder in your brand’s specifics.</w:t>
+        <w:t xml:space="preserve">Paste this entire file into Claude Code from a folder containing a</w:t>
+      </w:r>
+      <w:r>
+        <w:t xml:space="preserve"> </w:t>
+      </w:r>
+      <w:r>
+        <w:rPr>
+          <w:rStyle w:val="VerbatimChar"/>
+        </w:rPr>
+        <w:t xml:space="preserve">.env</w:t>
+      </w:r>
+      <w:r>
+        <w:t xml:space="preserve"> </w:t>
+      </w:r>
+      <w:r>
+        <w:t xml:space="preserve">(your API keys). If a</w:t>
+      </w:r>
+      <w:r>
+        <w:t xml:space="preserve"> </w:t>
+      </w:r>
+      <w:r>
+        <w:rPr>
+          <w:rStyle w:val="VerbatimChar"/>
+        </w:rPr>
+        <w:t xml:space="preserve">CLAUDE.md</w:t>
+      </w:r>
+      <w:r>
+        <w:t xml:space="preserve"> </w:t>
+      </w:r>
+      <w:r>
+        <w:t xml:space="preserve">business brief is already present and filled in, Claude loads it and proceeds. Otherwise Claude interviews you conversationally for the business specifics and writes the</w:t>
+      </w:r>
+      <w:r>
+        <w:t xml:space="preserve"> </w:t>
+      </w:r>
+      <w:r>
+        <w:rPr>
+          <w:rStyle w:val="VerbatimChar"/>
+        </w:rPr>
+        <w:t xml:space="preserve">CLAUDE.md</w:t>
+      </w:r>
+      <w:r>
+        <w:t xml:space="preserve"> </w:t>
+      </w:r>
+      <w:r>
+        <w:t xml:space="preserve">for you. Either way, Claude runs the audit end-to-end, produces a single consolidated report in markdown and Word formats, and saves supporting data alongside.</w:t>
       </w:r>
     </w:p>
     <w:p>
@@ -3864,11 +4151,16 @@
         <w:pStyle w:val="BlockText"/>
       </w:pPr>
       <w:r>
-        <w:rPr>
-          <w:b/>
-          <w:bCs/>
-        </w:rPr>
-        <w:t xml:space="preserve">Two ways to populate it:</w:t>
+        <w:t xml:space="preserve">Alternative fastest path: paste this document’s URL into Claude Code and say</w:t>
+      </w:r>
+      <w:r>
+        <w:t xml:space="preserve"> </w:t>
+      </w:r>
+      <w:r>
+        <w:t xml:space="preserve">“read this and take me through it step by step”</w:t>
+      </w:r>
+      <w:r>
+        <w:t xml:space="preserve">. Claude reads the document directly and runs Step 1 through Step 14 without any manual setup.</w:t>
       </w:r>
     </w:p>
     <w:p>
@@ -3876,73 +4168,7 @@
         <w:pStyle w:val="BlockText"/>
       </w:pPr>
       <w:r>
-        <w:rPr>
-          <w:b/>
-          <w:bCs/>
-        </w:rPr>
-        <w:t xml:space="preserve">Option A (fastest, recommended).</w:t>
-      </w:r>
-      <w:r>
-        <w:t xml:space="preserve"> </w:t>
-      </w:r>
-      <w:r>
-        <w:t xml:space="preserve">Leave the file as-is (or delete it entirely). Run the SEO + AEO Audit master prompt and Claude will interview you conversationally, ask every question below, and fill in the file for you as you go. Takes about 10 minutes. You answer in plain language. Claude writes the structured brief.</w:t>
-      </w:r>
-    </w:p>
-    <w:p>
-      <w:pPr>
-        <w:pStyle w:val="BlockText"/>
-      </w:pPr>
-      <w:r>
-        <w:rPr>
-          <w:b/>
-          <w:bCs/>
-        </w:rPr>
-        <w:t xml:space="preserve">Option B (DIY).</w:t>
-      </w:r>
-      <w:r>
-        <w:t xml:space="preserve"> </w:t>
-      </w:r>
-      <w:r>
-        <w:t xml:space="preserve">Fill in every</w:t>
-      </w:r>
-      <w:r>
-        <w:t xml:space="preserve"> </w:t>
-      </w:r>
-      <w:r>
-        <w:rPr>
-          <w:rStyle w:val="VerbatimChar"/>
-        </w:rPr>
-        <w:t xml:space="preserve">{placeholder}</w:t>
-      </w:r>
-      <w:r>
-        <w:t xml:space="preserve"> </w:t>
-      </w:r>
-      <w:r>
-        <w:t xml:space="preserve">yourself before running the audit. Keep it tight: one to two sentences per field. Use founder voice over marketing copy.</w:t>
-      </w:r>
-    </w:p>
-    <w:p>
-      <w:pPr>
-        <w:pStyle w:val="BlockText"/>
-      </w:pPr>
-      <w:r>
-        <w:t xml:space="preserve">Either way the end state is the same: a populated</w:t>
-      </w:r>
-      <w:r>
-        <w:t xml:space="preserve"> </w:t>
-      </w:r>
-      <w:r>
-        <w:rPr>
-          <w:rStyle w:val="VerbatimChar"/>
-        </w:rPr>
-        <w:t xml:space="preserve">CLAUDE.md</w:t>
-      </w:r>
-      <w:r>
-        <w:t xml:space="preserve"> </w:t>
-      </w:r>
-      <w:r>
-        <w:t xml:space="preserve">that every future playbook (GTM audit, SEO audit, weekly review, etc.) reads from.</w:t>
+        <w:t xml:space="preserve">Built by Nishant Kapoor at EntireCommerce AI. Version 1, April 2026.</w:t>
       </w:r>
     </w:p>
     <w:p>
@@ -3952,1326 +4178,12 @@
         </w:pict>
       </w:r>
     </w:p>
-    <w:bookmarkEnd w:id="37"/>
-    <w:bookmarkStart w:id="38" w:name="brand-overview"/>
-    <w:p>
-      <w:pPr>
-        <w:pStyle w:val="Heading2"/>
-      </w:pPr>
-      <w:r>
-        <w:t xml:space="preserve">Brand overview</w:t>
-      </w:r>
-    </w:p>
-    <w:p>
-      <w:pPr>
-        <w:pStyle w:val="Compact"/>
-        <w:numPr>
-          <w:ilvl w:val="0"/>
-          <w:numId w:val="1020"/>
-        </w:numPr>
-      </w:pPr>
-      <w:r>
-        <w:rPr>
-          <w:b/>
-          <w:bCs/>
-        </w:rPr>
-        <w:t xml:space="preserve">Brand name</w:t>
-      </w:r>
-      <w:r>
-        <w:t xml:space="preserve">: {Your brand name}</w:t>
-      </w:r>
-    </w:p>
-    <w:p>
-      <w:pPr>
-        <w:pStyle w:val="Compact"/>
-        <w:numPr>
-          <w:ilvl w:val="0"/>
-          <w:numId w:val="1020"/>
-        </w:numPr>
-      </w:pPr>
-      <w:r>
-        <w:rPr>
-          <w:b/>
-          <w:bCs/>
-        </w:rPr>
-        <w:t xml:space="preserve">Primary URL</w:t>
-      </w:r>
-      <w:r>
-        <w:t xml:space="preserve">: {https://yourbrand.com}</w:t>
-      </w:r>
-    </w:p>
-    <w:p>
-      <w:pPr>
-        <w:pStyle w:val="Compact"/>
-        <w:numPr>
-          <w:ilvl w:val="0"/>
-          <w:numId w:val="1020"/>
-        </w:numPr>
-      </w:pPr>
-      <w:r>
-        <w:rPr>
-          <w:b/>
-          <w:bCs/>
-        </w:rPr>
-        <w:t xml:space="preserve">Domain age</w:t>
-      </w:r>
-      <w:r>
-        <w:t xml:space="preserve">: {How long the domain has been live, e.g. </w:t>
-      </w:r>
-      <w:r>
-        <w:t xml:space="preserve">“launched March 2025”</w:t>
-      </w:r>
-      <w:r>
-        <w:t xml:space="preserve"> </w:t>
-      </w:r>
-      <w:r>
-        <w:t xml:space="preserve">or</w:t>
-      </w:r>
-      <w:r>
-        <w:t xml:space="preserve"> </w:t>
-      </w:r>
-      <w:r>
-        <w:t xml:space="preserve">“ten years”</w:t>
-      </w:r>
-      <w:r>
-        <w:t xml:space="preserve">}</w:t>
-      </w:r>
-    </w:p>
-    <w:p>
-      <w:pPr>
-        <w:pStyle w:val="Compact"/>
-        <w:numPr>
-          <w:ilvl w:val="0"/>
-          <w:numId w:val="1020"/>
-        </w:numPr>
-      </w:pPr>
-      <w:r>
-        <w:rPr>
-          <w:b/>
-          <w:bCs/>
-        </w:rPr>
-        <w:t xml:space="preserve">Ecommerce platform</w:t>
-      </w:r>
-      <w:r>
-        <w:t xml:space="preserve">: {Shopify / WooCommerce / Hydrogen / Custom / etc.}</w:t>
-      </w:r>
-    </w:p>
-    <w:p>
-      <w:pPr>
-        <w:pStyle w:val="Compact"/>
-        <w:numPr>
-          <w:ilvl w:val="0"/>
-          <w:numId w:val="1020"/>
-        </w:numPr>
-      </w:pPr>
-      <w:r>
-        <w:rPr>
-          <w:b/>
-          <w:bCs/>
-        </w:rPr>
-        <w:t xml:space="preserve">Geographic focus</w:t>
-      </w:r>
-      <w:r>
-        <w:t xml:space="preserve">: {US, UK, EU, global, etc.}</w:t>
-      </w:r>
-    </w:p>
-    <w:p>
-      <w:pPr>
-        <w:pStyle w:val="Compact"/>
-        <w:numPr>
-          <w:ilvl w:val="0"/>
-          <w:numId w:val="1020"/>
-        </w:numPr>
-      </w:pPr>
-      <w:r>
-        <w:rPr>
-          <w:b/>
-          <w:bCs/>
-        </w:rPr>
-        <w:t xml:space="preserve">Stage</w:t>
-      </w:r>
-      <w:r>
-        <w:t xml:space="preserve">: {Pre-launch / first year / established with trading history / mature}</w:t>
-      </w:r>
-    </w:p>
-    <w:bookmarkEnd w:id="38"/>
-    <w:bookmarkStart w:id="39" w:name="product"/>
-    <w:p>
-      <w:pPr>
-        <w:pStyle w:val="Heading2"/>
-      </w:pPr>
-      <w:r>
-        <w:t xml:space="preserve">Product</w:t>
-      </w:r>
-    </w:p>
-    <w:p>
-      <w:pPr>
-        <w:pStyle w:val="Compact"/>
-        <w:numPr>
-          <w:ilvl w:val="0"/>
-          <w:numId w:val="1021"/>
-        </w:numPr>
-      </w:pPr>
-      <w:r>
-        <w:rPr>
-          <w:b/>
-          <w:bCs/>
-        </w:rPr>
-        <w:t xml:space="preserve">What you sell (one sentence)</w:t>
-      </w:r>
-      <w:r>
-        <w:t xml:space="preserve">: {e.g. </w:t>
-      </w:r>
-      <w:r>
-        <w:t xml:space="preserve">“Launch-monitor-backed short-game training systems for club golfers improving wedge consistency.”</w:t>
-      </w:r>
-      <w:r>
-        <w:t xml:space="preserve">}</w:t>
-      </w:r>
-    </w:p>
-    <w:p>
-      <w:pPr>
-        <w:pStyle w:val="Compact"/>
-        <w:numPr>
-          <w:ilvl w:val="0"/>
-          <w:numId w:val="1021"/>
-        </w:numPr>
-      </w:pPr>
-      <w:r>
-        <w:rPr>
-          <w:b/>
-          <w:bCs/>
-        </w:rPr>
-        <w:t xml:space="preserve">Price range</w:t>
-      </w:r>
-      <w:r>
-        <w:t xml:space="preserve">: {e.g. </w:t>
-      </w:r>
-      <w:r>
-        <w:t xml:space="preserve">“£500 to £1,200. AOV £650.”</w:t>
-      </w:r>
-      <w:r>
-        <w:t xml:space="preserve">}</w:t>
-      </w:r>
-    </w:p>
-    <w:p>
-      <w:pPr>
-        <w:pStyle w:val="Compact"/>
-        <w:numPr>
-          <w:ilvl w:val="0"/>
-          <w:numId w:val="1021"/>
-        </w:numPr>
-      </w:pPr>
-      <w:r>
-        <w:rPr>
-          <w:b/>
-          <w:bCs/>
-        </w:rPr>
-        <w:t xml:space="preserve">Catalog size</w:t>
-      </w:r>
-      <w:r>
-        <w:t xml:space="preserve">: {Number of active SKUs or product lines}</w:t>
-      </w:r>
-    </w:p>
-    <w:p>
-      <w:pPr>
-        <w:pStyle w:val="Compact"/>
-        <w:numPr>
-          <w:ilvl w:val="0"/>
-          <w:numId w:val="1021"/>
-        </w:numPr>
-      </w:pPr>
-      <w:r>
-        <w:rPr>
-          <w:b/>
-          <w:bCs/>
-        </w:rPr>
-        <w:t xml:space="preserve">Distinctive or patented elements</w:t>
-      </w:r>
-      <w:r>
-        <w:t xml:space="preserve">: {What makes this product materially different from alternatives}</w:t>
-      </w:r>
-    </w:p>
-    <w:bookmarkEnd w:id="39"/>
-    <w:bookmarkStart w:id="40" w:name="primary-conversion-goal"/>
-    <w:p>
-      <w:pPr>
-        <w:pStyle w:val="Heading2"/>
-      </w:pPr>
-      <w:r>
-        <w:t xml:space="preserve">Primary conversion goal</w:t>
-      </w:r>
-    </w:p>
-    <w:p>
-      <w:pPr>
-        <w:pStyle w:val="Compact"/>
-        <w:numPr>
-          <w:ilvl w:val="0"/>
-          <w:numId w:val="1022"/>
-        </w:numPr>
-      </w:pPr>
-      <w:r>
-        <w:rPr>
-          <w:b/>
-          <w:bCs/>
-        </w:rPr>
-        <w:t xml:space="preserve">The one conversion that matters most</w:t>
-      </w:r>
-      <w:r>
-        <w:t xml:space="preserve">: {e.g. </w:t>
-      </w:r>
-      <w:r>
-        <w:t xml:space="preserve">“Checkout purchase on Shopify”</w:t>
-      </w:r>
-      <w:r>
-        <w:t xml:space="preserve"> </w:t>
-      </w:r>
-      <w:r>
-        <w:t xml:space="preserve">/</w:t>
-      </w:r>
-      <w:r>
-        <w:t xml:space="preserve"> </w:t>
-      </w:r>
-      <w:r>
-        <w:t xml:space="preserve">“Demo request form”</w:t>
-      </w:r>
-      <w:r>
-        <w:t xml:space="preserve"> </w:t>
-      </w:r>
-      <w:r>
-        <w:t xml:space="preserve">/</w:t>
-      </w:r>
-      <w:r>
-        <w:t xml:space="preserve"> </w:t>
-      </w:r>
-      <w:r>
-        <w:t xml:space="preserve">“Email signup for launch list”</w:t>
-      </w:r>
-      <w:r>
-        <w:t xml:space="preserve">}</w:t>
-      </w:r>
-    </w:p>
-    <w:p>
-      <w:pPr>
-        <w:pStyle w:val="Compact"/>
-        <w:numPr>
-          <w:ilvl w:val="0"/>
-          <w:numId w:val="1022"/>
-        </w:numPr>
-      </w:pPr>
-      <w:r>
-        <w:rPr>
-          <w:b/>
-          <w:bCs/>
-        </w:rPr>
-        <w:t xml:space="preserve">Secondary conversion</w:t>
-      </w:r>
-      <w:r>
-        <w:t xml:space="preserve"> </w:t>
-      </w:r>
-      <w:r>
-        <w:t xml:space="preserve">(optional): {Lead capture, newsletter signup, etc.}</w:t>
-      </w:r>
-    </w:p>
-    <w:bookmarkEnd w:id="40"/>
-    <w:bookmarkStart w:id="41" w:name="target-audience-icp"/>
-    <w:p>
-      <w:pPr>
-        <w:pStyle w:val="Heading2"/>
-      </w:pPr>
-      <w:r>
-        <w:t xml:space="preserve">Target audience (ICP)</w:t>
-      </w:r>
-    </w:p>
-    <w:p>
-      <w:pPr>
-        <w:pStyle w:val="Compact"/>
-        <w:numPr>
-          <w:ilvl w:val="0"/>
-          <w:numId w:val="1023"/>
-        </w:numPr>
-      </w:pPr>
-      <w:r>
-        <w:rPr>
-          <w:b/>
-          <w:bCs/>
-        </w:rPr>
-        <w:t xml:space="preserve">Core buyer (one sentence)</w:t>
-      </w:r>
-      <w:r>
-        <w:t xml:space="preserve">: {e.g. </w:t>
-      </w:r>
-      <w:r>
-        <w:t xml:space="preserve">“Club golfers in the US aged 35 to 55 frustrated by inconsistent wedge distances inside 100 yards.”</w:t>
-      </w:r>
-      <w:r>
-        <w:t xml:space="preserve">}</w:t>
-      </w:r>
-    </w:p>
-    <w:p>
-      <w:pPr>
-        <w:pStyle w:val="Compact"/>
-        <w:numPr>
-          <w:ilvl w:val="0"/>
-          <w:numId w:val="1023"/>
-        </w:numPr>
-      </w:pPr>
-      <w:r>
-        <w:rPr>
-          <w:b/>
-          <w:bCs/>
-        </w:rPr>
-        <w:t xml:space="preserve">Secondary buyer (if any)</w:t>
-      </w:r>
-      <w:r>
-        <w:t xml:space="preserve">: {Second audience segment if material}</w:t>
-      </w:r>
-    </w:p>
-    <w:p>
-      <w:pPr>
-        <w:pStyle w:val="Compact"/>
-        <w:numPr>
-          <w:ilvl w:val="0"/>
-          <w:numId w:val="1023"/>
-        </w:numPr>
-      </w:pPr>
-      <w:r>
-        <w:rPr>
-          <w:b/>
-          <w:bCs/>
-        </w:rPr>
-        <w:t xml:space="preserve">What they search for before buying (intent patterns)</w:t>
-      </w:r>
-      <w:r>
-        <w:t xml:space="preserve">: {Informational queries, comparison queries, commercial queries}</w:t>
-      </w:r>
-    </w:p>
-    <w:p>
-      <w:pPr>
-        <w:pStyle w:val="Compact"/>
-        <w:numPr>
-          <w:ilvl w:val="0"/>
-          <w:numId w:val="1023"/>
-        </w:numPr>
-      </w:pPr>
-      <w:r>
-        <w:rPr>
-          <w:b/>
-          <w:bCs/>
-        </w:rPr>
-        <w:t xml:space="preserve">Where they hang out online</w:t>
-      </w:r>
-      <w:r>
-        <w:t xml:space="preserve">: {Reddit subs, niche forums, YouTube channels, Instagram accounts, podcasts}</w:t>
-      </w:r>
-    </w:p>
-    <w:bookmarkEnd w:id="41"/>
-    <w:bookmarkStart w:id="42" w:name="founder-vision-one-to-two-lines"/>
-    <w:p>
-      <w:pPr>
-        <w:pStyle w:val="Heading2"/>
-      </w:pPr>
-      <w:r>
-        <w:t xml:space="preserve">Founder vision (one to two lines)</w:t>
-      </w:r>
-    </w:p>
     <w:p>
       <w:pPr>
         <w:pStyle w:val="FirstParagraph"/>
       </w:pPr>
       <w:r>
-        <w:t xml:space="preserve">{Why the founder built this. What they believe nobody else is doing. The one-line positioning hypothesis.}</w:t>
-      </w:r>
-    </w:p>
-    <w:bookmarkEnd w:id="42"/>
-    <w:bookmarkStart w:id="43" w:name="positioning-and-competitors"/>
-    <w:p>
-      <w:pPr>
-        <w:pStyle w:val="Heading2"/>
-      </w:pPr>
-      <w:r>
-        <w:t xml:space="preserve">Positioning and competitors</w:t>
-      </w:r>
-    </w:p>
-    <w:p>
-      <w:pPr>
-        <w:pStyle w:val="Compact"/>
-        <w:numPr>
-          <w:ilvl w:val="0"/>
-          <w:numId w:val="1024"/>
-        </w:numPr>
-      </w:pPr>
-      <w:r>
-        <w:rPr>
-          <w:b/>
-          <w:bCs/>
-        </w:rPr>
-        <w:t xml:space="preserve">Why you win (one sentence, in your words)</w:t>
-      </w:r>
-      <w:r>
-        <w:t xml:space="preserve">: {What you do that nobody else does, or do better}</w:t>
-      </w:r>
-    </w:p>
-    <w:p>
-      <w:pPr>
-        <w:pStyle w:val="Compact"/>
-        <w:numPr>
-          <w:ilvl w:val="0"/>
-          <w:numId w:val="1024"/>
-        </w:numPr>
-      </w:pPr>
-      <w:r>
-        <w:rPr>
-          <w:b/>
-          <w:bCs/>
-        </w:rPr>
-        <w:t xml:space="preserve">Three to five named competitors (with URLs)</w:t>
-      </w:r>
-      <w:r>
-        <w:t xml:space="preserve">: These feed Section 3 content gap, Section 5 keyword gap, and Section 6 AEO whitespace. Load-bearing.</w:t>
-      </w:r>
-    </w:p>
-    <w:p>
-      <w:pPr>
-        <w:pStyle w:val="Compact"/>
-        <w:numPr>
-          <w:ilvl w:val="1"/>
-          <w:numId w:val="1025"/>
-        </w:numPr>
-      </w:pPr>
-      <w:r>
-        <w:t xml:space="preserve">{competitor 1 URL}</w:t>
-      </w:r>
-    </w:p>
-    <w:p>
-      <w:pPr>
-        <w:pStyle w:val="Compact"/>
-        <w:numPr>
-          <w:ilvl w:val="1"/>
-          <w:numId w:val="1025"/>
-        </w:numPr>
-      </w:pPr>
-      <w:r>
-        <w:t xml:space="preserve">{competitor 2 URL}</w:t>
-      </w:r>
-    </w:p>
-    <w:p>
-      <w:pPr>
-        <w:pStyle w:val="Compact"/>
-        <w:numPr>
-          <w:ilvl w:val="1"/>
-          <w:numId w:val="1025"/>
-        </w:numPr>
-      </w:pPr>
-      <w:r>
-        <w:t xml:space="preserve">{competitor 3 URL}</w:t>
-      </w:r>
-    </w:p>
-    <w:p>
-      <w:pPr>
-        <w:pStyle w:val="Compact"/>
-        <w:numPr>
-          <w:ilvl w:val="1"/>
-          <w:numId w:val="1025"/>
-        </w:numPr>
-      </w:pPr>
-      <w:r>
-        <w:t xml:space="preserve">{competitor 4 URL} (optional)</w:t>
-      </w:r>
-    </w:p>
-    <w:p>
-      <w:pPr>
-        <w:pStyle w:val="Compact"/>
-        <w:numPr>
-          <w:ilvl w:val="1"/>
-          <w:numId w:val="1025"/>
-        </w:numPr>
-      </w:pPr>
-      <w:r>
-        <w:t xml:space="preserve">{competitor 5 URL} (optional)</w:t>
-      </w:r>
-    </w:p>
-    <w:p>
-      <w:pPr>
-        <w:pStyle w:val="Compact"/>
-        <w:numPr>
-          <w:ilvl w:val="0"/>
-          <w:numId w:val="1024"/>
-        </w:numPr>
-      </w:pPr>
-      <w:r>
-        <w:rPr>
-          <w:b/>
-          <w:bCs/>
-        </w:rPr>
-        <w:t xml:space="preserve">Pricing tier vs category median</w:t>
-      </w:r>
-      <w:r>
-        <w:t xml:space="preserve">: {e.g. </w:t>
-      </w:r>
-      <w:r>
-        <w:t xml:space="preserve">“priced 3x category median”</w:t>
-      </w:r>
-      <w:r>
-        <w:t xml:space="preserve"> </w:t>
-      </w:r>
-      <w:r>
-        <w:t xml:space="preserve">/</w:t>
-      </w:r>
-      <w:r>
-        <w:t xml:space="preserve"> </w:t>
-      </w:r>
-      <w:r>
-        <w:t xml:space="preserve">“premium of the category”</w:t>
-      </w:r>
-      <w:r>
-        <w:t xml:space="preserve"> </w:t>
-      </w:r>
-      <w:r>
-        <w:t xml:space="preserve">/</w:t>
-      </w:r>
-      <w:r>
-        <w:t xml:space="preserve"> </w:t>
-      </w:r>
-      <w:r>
-        <w:t xml:space="preserve">“value tier”</w:t>
-      </w:r>
-      <w:r>
-        <w:t xml:space="preserve">}</w:t>
-      </w:r>
-    </w:p>
-    <w:bookmarkEnd w:id="43"/>
-    <w:bookmarkStart w:id="44" w:name="target-keywords-hypothesis"/>
-    <w:p>
-      <w:pPr>
-        <w:pStyle w:val="Heading2"/>
-      </w:pPr>
-      <w:r>
-        <w:t xml:space="preserve">Target keywords (hypothesis)</w:t>
-      </w:r>
-    </w:p>
-    <w:p>
-      <w:pPr>
-        <w:pStyle w:val="FirstParagraph"/>
-      </w:pPr>
-      <w:r>
-        <w:t xml:space="preserve">Optional but useful. List 3 to 10 commercial queries you</w:t>
-      </w:r>
-      <w:r>
-        <w:t xml:space="preserve"> </w:t>
-      </w:r>
-      <w:r>
-        <w:rPr>
-          <w:i/>
-          <w:iCs/>
-        </w:rPr>
-        <w:t xml:space="preserve">think</w:t>
-      </w:r>
-      <w:r>
-        <w:t xml:space="preserve"> </w:t>
-      </w:r>
-      <w:r>
-        <w:t xml:space="preserve">the brand should rank for. The audit validates your hypothesis against public data.</w:t>
-      </w:r>
-    </w:p>
-    <w:p>
-      <w:pPr>
-        <w:pStyle w:val="Compact"/>
-        <w:numPr>
-          <w:ilvl w:val="0"/>
-          <w:numId w:val="1026"/>
-        </w:numPr>
-      </w:pPr>
-      <w:r>
-        <w:t xml:space="preserve">{primary keyword}</w:t>
-      </w:r>
-    </w:p>
-    <w:p>
-      <w:pPr>
-        <w:pStyle w:val="Compact"/>
-        <w:numPr>
-          <w:ilvl w:val="0"/>
-          <w:numId w:val="1026"/>
-        </w:numPr>
-      </w:pPr>
-      <w:r>
-        <w:t xml:space="preserve">{secondary keyword 1}</w:t>
-      </w:r>
-    </w:p>
-    <w:p>
-      <w:pPr>
-        <w:pStyle w:val="Compact"/>
-        <w:numPr>
-          <w:ilvl w:val="0"/>
-          <w:numId w:val="1026"/>
-        </w:numPr>
-      </w:pPr>
-      <w:r>
-        <w:t xml:space="preserve">{secondary keyword 2}</w:t>
-      </w:r>
-    </w:p>
-    <w:bookmarkEnd w:id="44"/>
-    <w:bookmarkStart w:id="45" w:name="Xb593c3b9af47bea6473e06d5b87442c7342ff89"/>
-    <w:p>
-      <w:pPr>
-        <w:pStyle w:val="Heading2"/>
-      </w:pPr>
-      <w:r>
-        <w:t xml:space="preserve">Monthly traffic and revenue (order of magnitude)</w:t>
-      </w:r>
-    </w:p>
-    <w:p>
-      <w:pPr>
-        <w:pStyle w:val="FirstParagraph"/>
-      </w:pPr>
-      <w:r>
-        <w:t xml:space="preserve">Rough numbers only. Used to calibrate impact estimates in Section 9 (Prioritised Action Items).</w:t>
-      </w:r>
-    </w:p>
-    <w:p>
-      <w:pPr>
-        <w:pStyle w:val="Compact"/>
-        <w:numPr>
-          <w:ilvl w:val="0"/>
-          <w:numId w:val="1027"/>
-        </w:numPr>
-      </w:pPr>
-      <w:r>
-        <w:rPr>
-          <w:b/>
-          <w:bCs/>
-        </w:rPr>
-        <w:t xml:space="preserve">Monthly organic sessions</w:t>
-      </w:r>
-      <w:r>
-        <w:t xml:space="preserve">: {e.g. </w:t>
-      </w:r>
-      <w:r>
-        <w:t xml:space="preserve">“~2,000”</w:t>
-      </w:r>
-      <w:r>
-        <w:t xml:space="preserve"> </w:t>
-      </w:r>
-      <w:r>
-        <w:t xml:space="preserve">or</w:t>
-      </w:r>
-      <w:r>
-        <w:t xml:space="preserve"> </w:t>
-      </w:r>
-      <w:r>
-        <w:t xml:space="preserve">“unknown / pre-launch”</w:t>
-      </w:r>
-      <w:r>
-        <w:t xml:space="preserve">}</w:t>
-      </w:r>
-    </w:p>
-    <w:p>
-      <w:pPr>
-        <w:pStyle w:val="Compact"/>
-        <w:numPr>
-          <w:ilvl w:val="0"/>
-          <w:numId w:val="1027"/>
-        </w:numPr>
-      </w:pPr>
-      <w:r>
-        <w:rPr>
-          <w:b/>
-          <w:bCs/>
-        </w:rPr>
-        <w:t xml:space="preserve">Monthly revenue</w:t>
-      </w:r>
-      <w:r>
-        <w:t xml:space="preserve">: {e.g. </w:t>
-      </w:r>
-      <w:r>
-        <w:t xml:space="preserve">“~£50K”</w:t>
-      </w:r>
-      <w:r>
-        <w:t xml:space="preserve"> </w:t>
-      </w:r>
-      <w:r>
-        <w:t xml:space="preserve">or</w:t>
-      </w:r>
-      <w:r>
-        <w:t xml:space="preserve"> </w:t>
-      </w:r>
-      <w:r>
-        <w:t xml:space="preserve">“unknown / pre-launch”</w:t>
-      </w:r>
-      <w:r>
-        <w:t xml:space="preserve">}</w:t>
-      </w:r>
-    </w:p>
-    <w:p>
-      <w:pPr>
-        <w:pStyle w:val="Compact"/>
-        <w:numPr>
-          <w:ilvl w:val="0"/>
-          <w:numId w:val="1027"/>
-        </w:numPr>
-      </w:pPr>
-      <w:r>
-        <w:rPr>
-          <w:b/>
-          <w:bCs/>
-        </w:rPr>
-        <w:t xml:space="preserve">Current organic conversion rate</w:t>
-      </w:r>
-      <w:r>
-        <w:t xml:space="preserve">: {e.g. </w:t>
-      </w:r>
-      <w:r>
-        <w:t xml:space="preserve">“~1.2%”</w:t>
-      </w:r>
-      <w:r>
-        <w:t xml:space="preserve"> </w:t>
-      </w:r>
-      <w:r>
-        <w:t xml:space="preserve">or</w:t>
-      </w:r>
-      <w:r>
-        <w:t xml:space="preserve"> </w:t>
-      </w:r>
-      <w:r>
-        <w:t xml:space="preserve">“unknown”</w:t>
-      </w:r>
-      <w:r>
-        <w:t xml:space="preserve">}</w:t>
-      </w:r>
-    </w:p>
-    <w:bookmarkEnd w:id="45"/>
-    <w:bookmarkStart w:id="46" w:name="tool-stack"/>
-    <w:p>
-      <w:pPr>
-        <w:pStyle w:val="Heading2"/>
-      </w:pPr>
-      <w:r>
-        <w:t xml:space="preserve">Tool stack</w:t>
-      </w:r>
-    </w:p>
-    <w:p>
-      <w:pPr>
-        <w:pStyle w:val="FirstParagraph"/>
-      </w:pPr>
-      <w:r>
-        <w:t xml:space="preserve">List every tool you use for marketing and operations. Claude will detect which have API credentials wired in</w:t>
-      </w:r>
-      <w:r>
-        <w:t xml:space="preserve"> </w:t>
-      </w:r>
-      <w:r>
-        <w:rPr>
-          <w:rStyle w:val="VerbatimChar"/>
-        </w:rPr>
-        <w:t xml:space="preserve">.env</w:t>
-      </w:r>
-      <w:r>
-        <w:t xml:space="preserve">.</w:t>
-      </w:r>
-    </w:p>
-    <w:p>
-      <w:pPr>
-        <w:pStyle w:val="Compact"/>
-        <w:numPr>
-          <w:ilvl w:val="0"/>
-          <w:numId w:val="1028"/>
-        </w:numPr>
-      </w:pPr>
-      <w:r>
-        <w:rPr>
-          <w:b/>
-          <w:bCs/>
-        </w:rPr>
-        <w:t xml:space="preserve">Website / CMS</w:t>
-      </w:r>
-      <w:r>
-        <w:t xml:space="preserve">: {Shopify, WordPress, Next.js, Hydrogen, etc.}</w:t>
-      </w:r>
-    </w:p>
-    <w:p>
-      <w:pPr>
-        <w:pStyle w:val="Compact"/>
-        <w:numPr>
-          <w:ilvl w:val="0"/>
-          <w:numId w:val="1028"/>
-        </w:numPr>
-      </w:pPr>
-      <w:r>
-        <w:rPr>
-          <w:b/>
-          <w:bCs/>
-        </w:rPr>
-        <w:t xml:space="preserve">Search Console</w:t>
-      </w:r>
-      <w:r>
-        <w:t xml:space="preserve">: {Google Search Console property verified? yes/no}</w:t>
-      </w:r>
-    </w:p>
-    <w:p>
-      <w:pPr>
-        <w:pStyle w:val="Compact"/>
-        <w:numPr>
-          <w:ilvl w:val="0"/>
-          <w:numId w:val="1028"/>
-        </w:numPr>
-      </w:pPr>
-      <w:r>
-        <w:rPr>
-          <w:b/>
-          <w:bCs/>
-        </w:rPr>
-        <w:t xml:space="preserve">Analytics</w:t>
-      </w:r>
-      <w:r>
-        <w:t xml:space="preserve">: {GA4, Mixpanel, etc.}</w:t>
-      </w:r>
-    </w:p>
-    <w:p>
-      <w:pPr>
-        <w:pStyle w:val="Compact"/>
-        <w:numPr>
-          <w:ilvl w:val="0"/>
-          <w:numId w:val="1028"/>
-        </w:numPr>
-      </w:pPr>
-      <w:r>
-        <w:rPr>
-          <w:b/>
-          <w:bCs/>
-        </w:rPr>
-        <w:t xml:space="preserve">SEO tools</w:t>
-      </w:r>
-      <w:r>
-        <w:t xml:space="preserve">: {Ahrefs, Semrush, DataForSEO, Screaming Frog, etc.}</w:t>
-      </w:r>
-    </w:p>
-    <w:p>
-      <w:pPr>
-        <w:pStyle w:val="Compact"/>
-        <w:numPr>
-          <w:ilvl w:val="0"/>
-          <w:numId w:val="1028"/>
-        </w:numPr>
-      </w:pPr>
-      <w:r>
-        <w:rPr>
-          <w:b/>
-          <w:bCs/>
-        </w:rPr>
-        <w:t xml:space="preserve">Ad platforms</w:t>
-      </w:r>
-      <w:r>
-        <w:t xml:space="preserve">: {Google Ads, Meta Ads, TikTok, etc.}</w:t>
-      </w:r>
-    </w:p>
-    <w:p>
-      <w:pPr>
-        <w:pStyle w:val="Compact"/>
-        <w:numPr>
-          <w:ilvl w:val="0"/>
-          <w:numId w:val="1028"/>
-        </w:numPr>
-      </w:pPr>
-      <w:r>
-        <w:rPr>
-          <w:b/>
-          <w:bCs/>
-        </w:rPr>
-        <w:t xml:space="preserve">Shopping feed</w:t>
-      </w:r>
-      <w:r>
-        <w:t xml:space="preserve">: {Google Merchant Center, Bing Merchant}</w:t>
-      </w:r>
-    </w:p>
-    <w:p>
-      <w:pPr>
-        <w:pStyle w:val="Compact"/>
-        <w:numPr>
-          <w:ilvl w:val="0"/>
-          <w:numId w:val="1028"/>
-        </w:numPr>
-      </w:pPr>
-      <w:r>
-        <w:rPr>
-          <w:b/>
-          <w:bCs/>
-        </w:rPr>
-        <w:t xml:space="preserve">Email / SMS</w:t>
-      </w:r>
-      <w:r>
-        <w:t xml:space="preserve">: {Klaviyo, Brevo, Postscript, etc.}</w:t>
-      </w:r>
-    </w:p>
-    <w:p>
-      <w:pPr>
-        <w:pStyle w:val="Compact"/>
-        <w:numPr>
-          <w:ilvl w:val="0"/>
-          <w:numId w:val="1028"/>
-        </w:numPr>
-      </w:pPr>
-      <w:r>
-        <w:rPr>
-          <w:b/>
-          <w:bCs/>
-        </w:rPr>
-        <w:t xml:space="preserve">CRO / session behaviour</w:t>
-      </w:r>
-      <w:r>
-        <w:t xml:space="preserve">: {Microsoft Clarity, Hotjar, FullStory}</w:t>
-      </w:r>
-    </w:p>
-    <w:p>
-      <w:pPr>
-        <w:pStyle w:val="Compact"/>
-        <w:numPr>
-          <w:ilvl w:val="0"/>
-          <w:numId w:val="1028"/>
-        </w:numPr>
-      </w:pPr>
-      <w:r>
-        <w:rPr>
-          <w:b/>
-          <w:bCs/>
-        </w:rPr>
-        <w:t xml:space="preserve">Tag management</w:t>
-      </w:r>
-      <w:r>
-        <w:t xml:space="preserve">: {GTM, Shopify Pixel Manager}</w:t>
-      </w:r>
-    </w:p>
-    <w:bookmarkEnd w:id="46"/>
-    <w:bookmarkStart w:id="47" w:name="target-geography"/>
-    <w:p>
-      <w:pPr>
-        <w:pStyle w:val="Heading2"/>
-      </w:pPr>
-      <w:r>
-        <w:t xml:space="preserve">Target geography</w:t>
-      </w:r>
-    </w:p>
-    <w:p>
-      <w:pPr>
-        <w:pStyle w:val="Compact"/>
-        <w:numPr>
-          <w:ilvl w:val="0"/>
-          <w:numId w:val="1029"/>
-        </w:numPr>
-      </w:pPr>
-      <w:r>
-        <w:rPr>
-          <w:b/>
-          <w:bCs/>
-        </w:rPr>
-        <w:t xml:space="preserve">Primary market</w:t>
-      </w:r>
-      <w:r>
-        <w:t xml:space="preserve">: {US / UK / EU / global}</w:t>
-      </w:r>
-    </w:p>
-    <w:p>
-      <w:pPr>
-        <w:pStyle w:val="Compact"/>
-        <w:numPr>
-          <w:ilvl w:val="0"/>
-          <w:numId w:val="1029"/>
-        </w:numPr>
-      </w:pPr>
-      <w:r>
-        <w:rPr>
-          <w:b/>
-          <w:bCs/>
-        </w:rPr>
-        <w:t xml:space="preserve">Secondary markets (if any)</w:t>
-      </w:r>
-      <w:r>
-        <w:t xml:space="preserve">: {countries the brand also sells into}</w:t>
-      </w:r>
-    </w:p>
-    <w:p>
-      <w:pPr>
-        <w:pStyle w:val="Compact"/>
-        <w:numPr>
-          <w:ilvl w:val="0"/>
-          <w:numId w:val="1029"/>
-        </w:numPr>
-      </w:pPr>
-      <w:r>
-        <w:rPr>
-          <w:b/>
-          <w:bCs/>
-        </w:rPr>
-        <w:t xml:space="preserve">Languages served</w:t>
-      </w:r>
-      <w:r>
-        <w:t xml:space="preserve">: {English only / English + other}</w:t>
-      </w:r>
-    </w:p>
-    <w:bookmarkEnd w:id="47"/>
-    <w:bookmarkStart w:id="48" w:name="known-pain-points"/>
-    <w:p>
-      <w:pPr>
-        <w:pStyle w:val="Heading2"/>
-      </w:pPr>
-      <w:r>
-        <w:t xml:space="preserve">Known pain points</w:t>
-      </w:r>
-    </w:p>
-    <w:p>
-      <w:pPr>
-        <w:pStyle w:val="Compact"/>
-        <w:numPr>
-          <w:ilvl w:val="0"/>
-          <w:numId w:val="1030"/>
-        </w:numPr>
-      </w:pPr>
-      <w:r>
-        <w:rPr>
-          <w:b/>
-          <w:bCs/>
-        </w:rPr>
-        <w:t xml:space="preserve">The organic pain you feel most</w:t>
-      </w:r>
-      <w:r>
-        <w:t xml:space="preserve">: {e.g. </w:t>
-      </w:r>
-      <w:r>
-        <w:t xml:space="preserve">“Traffic plateaued six months ago”</w:t>
-      </w:r>
-      <w:r>
-        <w:t xml:space="preserve"> </w:t>
-      </w:r>
-      <w:r>
-        <w:t xml:space="preserve">/</w:t>
-      </w:r>
-      <w:r>
-        <w:t xml:space="preserve"> </w:t>
-      </w:r>
-      <w:r>
-        <w:t xml:space="preserve">“Ranking for head terms but not for commercial queries”</w:t>
-      </w:r>
-      <w:r>
-        <w:t xml:space="preserve"> </w:t>
-      </w:r>
-      <w:r>
-        <w:t xml:space="preserve">/</w:t>
-      </w:r>
-      <w:r>
-        <w:t xml:space="preserve"> </w:t>
-      </w:r>
-      <w:r>
-        <w:t xml:space="preserve">“No AI Overview presence on any buying-intent query”</w:t>
-      </w:r>
-      <w:r>
-        <w:t xml:space="preserve"> </w:t>
-      </w:r>
-      <w:r>
-        <w:t xml:space="preserve">/</w:t>
-      </w:r>
-      <w:r>
-        <w:t xml:space="preserve"> </w:t>
-      </w:r>
-      <w:r>
-        <w:t xml:space="preserve">“Competitors outrank us despite weaker content”</w:t>
-      </w:r>
-      <w:r>
-        <w:t xml:space="preserve">}</w:t>
-      </w:r>
-    </w:p>
-    <w:p>
-      <w:pPr>
-        <w:pStyle w:val="Compact"/>
-        <w:numPr>
-          <w:ilvl w:val="0"/>
-          <w:numId w:val="1030"/>
-        </w:numPr>
-      </w:pPr>
-      <w:r>
-        <w:rPr>
-          <w:b/>
-          <w:bCs/>
-        </w:rPr>
-        <w:t xml:space="preserve">What has been tried and did not work</w:t>
-      </w:r>
-      <w:r>
-        <w:t xml:space="preserve">: {Previous SEO agencies, content programs, link-building campaigns}</w:t>
-      </w:r>
-    </w:p>
-    <w:p>
-      <w:pPr>
-        <w:pStyle w:val="Compact"/>
-        <w:numPr>
-          <w:ilvl w:val="0"/>
-          <w:numId w:val="1030"/>
-        </w:numPr>
-      </w:pPr>
-      <w:r>
-        <w:rPr>
-          <w:b/>
-          <w:bCs/>
-        </w:rPr>
-        <w:t xml:space="preserve">Internal constraints</w:t>
-      </w:r>
-      <w:r>
-        <w:t xml:space="preserve">: {Time, team, budget, platform limitations}</w:t>
-      </w:r>
-    </w:p>
-    <w:bookmarkEnd w:id="48"/>
-    <w:bookmarkStart w:id="49" w:name="growth-goals"/>
-    <w:p>
-      <w:pPr>
-        <w:pStyle w:val="Heading2"/>
-      </w:pPr>
-      <w:r>
-        <w:t xml:space="preserve">Growth goals</w:t>
-      </w:r>
-    </w:p>
-    <w:p>
-      <w:pPr>
-        <w:pStyle w:val="Compact"/>
-        <w:numPr>
-          <w:ilvl w:val="0"/>
-          <w:numId w:val="1031"/>
-        </w:numPr>
-      </w:pPr>
-      <w:r>
-        <w:rPr>
-          <w:b/>
-          <w:bCs/>
-        </w:rPr>
-        <w:t xml:space="preserve">Twelve-month organic goal</w:t>
-      </w:r>
-      <w:r>
-        <w:t xml:space="preserve">: {What you want organic traffic and revenue to look like in 12 months}</w:t>
-      </w:r>
-    </w:p>
-    <w:p>
-      <w:pPr>
-        <w:pStyle w:val="Compact"/>
-        <w:numPr>
-          <w:ilvl w:val="0"/>
-          <w:numId w:val="1031"/>
-        </w:numPr>
-      </w:pPr>
-      <w:r>
-        <w:rPr>
-          <w:b/>
-          <w:bCs/>
-        </w:rPr>
-        <w:t xml:space="preserve">The one SEO lever you believe unlocks it</w:t>
-      </w:r>
-      <w:r>
-        <w:t xml:space="preserve">: {If you could only pull one, what would it be? The audit will sanity-check this against the data.}</w:t>
-      </w:r>
-    </w:p>
-    <w:bookmarkEnd w:id="49"/>
-    <w:bookmarkStart w:id="50" w:name="voice-and-brand-guidelines-optional"/>
-    <w:p>
-      <w:pPr>
-        <w:pStyle w:val="Heading2"/>
-      </w:pPr>
-      <w:r>
-        <w:t xml:space="preserve">Voice and brand guidelines (optional)</w:t>
-      </w:r>
-    </w:p>
-    <w:p>
-      <w:pPr>
-        <w:pStyle w:val="Compact"/>
-        <w:numPr>
-          <w:ilvl w:val="0"/>
-          <w:numId w:val="1032"/>
-        </w:numPr>
-      </w:pPr>
-      <w:r>
-        <w:rPr>
-          <w:b/>
-          <w:bCs/>
-        </w:rPr>
-        <w:t xml:space="preserve">Spelling conventions</w:t>
-      </w:r>
-      <w:r>
-        <w:t xml:space="preserve">: {e.g. </w:t>
-      </w:r>
-      <w:r>
-        <w:t xml:space="preserve">“ecommerce one word, never e-commerce”</w:t>
-      </w:r>
-      <w:r>
-        <w:t xml:space="preserve">}</w:t>
-      </w:r>
-    </w:p>
-    <w:p>
-      <w:pPr>
-        <w:pStyle w:val="Compact"/>
-        <w:numPr>
-          <w:ilvl w:val="0"/>
-          <w:numId w:val="1032"/>
-        </w:numPr>
-      </w:pPr>
-      <w:r>
-        <w:rPr>
-          <w:b/>
-          <w:bCs/>
-        </w:rPr>
-        <w:t xml:space="preserve">Phrases to avoid</w:t>
-      </w:r>
-      <w:r>
-        <w:t xml:space="preserve">: {Any banned clichés, industry jargon you reject}</w:t>
-      </w:r>
-    </w:p>
-    <w:p>
-      <w:pPr>
-        <w:pStyle w:val="Compact"/>
-        <w:numPr>
-          <w:ilvl w:val="0"/>
-          <w:numId w:val="1032"/>
-        </w:numPr>
-      </w:pPr>
-      <w:r>
-        <w:rPr>
-          <w:b/>
-          <w:bCs/>
-        </w:rPr>
-        <w:t xml:space="preserve">Phrases the brand owns</w:t>
-      </w:r>
-      <w:r>
-        <w:t xml:space="preserve">: {Your recurring taglines, headlines, or catchphrases}</w:t>
-      </w:r>
-    </w:p>
-    <w:p>
-      <w:pPr>
-        <w:pStyle w:val="Compact"/>
-        <w:numPr>
-          <w:ilvl w:val="0"/>
-          <w:numId w:val="1032"/>
-        </w:numPr>
-      </w:pPr>
-      <w:r>
-        <w:rPr>
-          <w:b/>
-          <w:bCs/>
-        </w:rPr>
-        <w:t xml:space="preserve">Tone</w:t>
-      </w:r>
-      <w:r>
-        <w:t xml:space="preserve">: {Direct / warm / technical / luxury / conversational}</w:t>
-      </w:r>
-    </w:p>
-    <w:bookmarkEnd w:id="50"/>
-    <w:bookmarkStart w:id="51" w:name="X56332a15ed686da6a8eaad1514bf1e540c4b3c8"/>
-    <w:p>
-      <w:pPr>
-        <w:pStyle w:val="Heading2"/>
-      </w:pPr>
-      <w:r>
-        <w:t xml:space="preserve">Session history (updated by Claude across sessions)</w:t>
-      </w:r>
-    </w:p>
-    <w:p>
-      <w:pPr>
-        <w:pStyle w:val="BlockText"/>
-      </w:pPr>
-      <w:r>
-        <w:t xml:space="preserve">Claude will append notes below as it learns patterns specific to your business. Leave this section blank to start; it grows over time.</w:t>
+        <w:t xml:space="preserve">You are executing the SEO + AEO Audit playbook for the brand in the current working directory. Follow these steps in order. Do not skip steps. Do not invent data. Honour the voice conventions in Step 13.</w:t>
       </w:r>
     </w:p>
     <w:p>
@@ -5281,14 +4193,23 @@
         </w:pict>
       </w:r>
     </w:p>
-    <w:bookmarkEnd w:id="51"/>
-    <w:bookmarkStart w:id="52" w:name="how-claude-should-use-this-file"/>
+    <w:bookmarkEnd w:id="37"/>
+    <w:bookmarkStart w:id="40" w:name="X984eac9891fea7dcd5834405f0d4b876161ed1c"/>
     <w:p>
       <w:pPr>
         <w:pStyle w:val="Heading2"/>
       </w:pPr>
       <w:r>
-        <w:t xml:space="preserve">How Claude should use this file</w:t>
+        <w:rPr>
+          <w:rStyle w:val="SectionNumber"/>
+        </w:rPr>
+        <w:t xml:space="preserve">1.13</w:t>
+      </w:r>
+      <w:r>
+        <w:tab/>
+      </w:r>
+      <w:r>
+        <w:t xml:space="preserve">Step 1. Load or populate the business brief</w:t>
       </w:r>
     </w:p>
     <w:p>
@@ -5296,48 +4217,7 @@
         <w:pStyle w:val="FirstParagraph"/>
       </w:pPr>
       <w:r>
-        <w:t xml:space="preserve">On every session start, load this brief and treat it as the ground truth for your brand’s specifics. When you run any EntireCommerce playbook (like</w:t>
-      </w:r>
-      <w:r>
-        <w:t xml:space="preserve"> </w:t>
-      </w:r>
-      <w:r>
-        <w:rPr>
-          <w:rStyle w:val="VerbatimChar"/>
-        </w:rPr>
-        <w:t xml:space="preserve">seo-audit.md</w:t>
-      </w:r>
-      <w:r>
-        <w:t xml:space="preserve">) in this folder, cross-reference the inputs here before asking the user for them. Do not invent values. If a field is blank, ask the user to fill it in before proceeding with work that depends on it.</w:t>
-      </w:r>
-      <w:r>
-        <w:t xml:space="preserve"> </w:t>
-      </w:r>
-      <w:r>
-        <w:t xml:space="preserve"># SEO + AEO Audit: Master Prompt</w:t>
-      </w:r>
-    </w:p>
-    <w:p>
-      <w:pPr>
-        <w:pStyle w:val="BlockText"/>
-      </w:pPr>
-      <w:r>
-        <w:t xml:space="preserve">Paste this entire file into Claude Code from a folder containing a</w:t>
-      </w:r>
-      <w:r>
-        <w:t xml:space="preserve"> </w:t>
-      </w:r>
-      <w:r>
-        <w:rPr>
-          <w:rStyle w:val="VerbatimChar"/>
-        </w:rPr>
-        <w:t xml:space="preserve">.env</w:t>
-      </w:r>
-      <w:r>
-        <w:t xml:space="preserve"> </w:t>
-      </w:r>
-      <w:r>
-        <w:t xml:space="preserve">(your API keys). If a</w:t>
+        <w:t xml:space="preserve">Look for</w:t>
       </w:r>
       <w:r>
         <w:t xml:space="preserve"> </w:t>
@@ -5352,47 +4232,428 @@
         <w:t xml:space="preserve"> </w:t>
       </w:r>
       <w:r>
-        <w:t xml:space="preserve">business brief is already present and filled in, Claude loads it and proceeds. Otherwise Claude interviews you conversationally for the business specifics and writes the</w:t>
-      </w:r>
-      <w:r>
-        <w:t xml:space="preserve"> </w:t>
-      </w:r>
-      <w:r>
-        <w:rPr>
-          <w:rStyle w:val="VerbatimChar"/>
+        <w:t xml:space="preserve">in the current working directory.</w:t>
+      </w:r>
+    </w:p>
+    <w:p>
+      <w:pPr>
+        <w:pStyle w:val="BodyText"/>
+      </w:pPr>
+      <w:r>
+        <w:rPr>
+          <w:b/>
+          <w:bCs/>
+        </w:rPr>
+        <w:t xml:space="preserve">If</w:t>
+      </w:r>
+      <w:r>
+        <w:rPr>
+          <w:b/>
+          <w:bCs/>
+        </w:rPr>
+        <w:t xml:space="preserve"> </w:t>
+      </w:r>
+      <w:r>
+        <w:rPr>
+          <w:rStyle w:val="VerbatimChar"/>
+          <w:b/>
+          <w:bCs/>
         </w:rPr>
         <w:t xml:space="preserve">CLAUDE.md</w:t>
       </w:r>
       <w:r>
-        <w:t xml:space="preserve"> </w:t>
-      </w:r>
-      <w:r>
-        <w:t xml:space="preserve">for you. Either way, Claude runs the audit end-to-end, produces a single consolidated report in markdown and Word formats, and saves supporting data alongside.</w:t>
-      </w:r>
-    </w:p>
-    <w:p>
-      <w:pPr>
-        <w:pStyle w:val="BlockText"/>
-      </w:pPr>
-      <w:r>
-        <w:t xml:space="preserve">Alternative fastest path: paste this document’s URL into Claude Code and say</w:t>
-      </w:r>
-      <w:r>
-        <w:t xml:space="preserve"> </w:t>
-      </w:r>
-      <w:r>
-        <w:t xml:space="preserve">“read this and take me through it step by step”</w:t>
-      </w:r>
-      <w:r>
-        <w:t xml:space="preserve">. Claude reads the document directly and runs Step 1 through Step 14 without any manual setup.</w:t>
-      </w:r>
-    </w:p>
-    <w:p>
-      <w:pPr>
-        <w:pStyle w:val="BlockText"/>
-      </w:pPr>
-      <w:r>
-        <w:t xml:space="preserve">Built by Nishant Kapoor at EntireCommerce AI. Version 1, April 2026.</w:t>
+        <w:rPr>
+          <w:b/>
+          <w:bCs/>
+        </w:rPr>
+        <w:t xml:space="preserve"> </w:t>
+      </w:r>
+      <w:r>
+        <w:rPr>
+          <w:b/>
+          <w:bCs/>
+        </w:rPr>
+        <w:t xml:space="preserve">exists and is fully filled in</w:t>
+      </w:r>
+      <w:r>
+        <w:t xml:space="preserve"> </w:t>
+      </w:r>
+      <w:r>
+        <w:t xml:space="preserve">(no</w:t>
+      </w:r>
+      <w:r>
+        <w:t xml:space="preserve"> </w:t>
+      </w:r>
+      <w:r>
+        <w:rPr>
+          <w:rStyle w:val="VerbatimChar"/>
+        </w:rPr>
+        <w:t xml:space="preserve">{placeholder}</w:t>
+      </w:r>
+      <w:r>
+        <w:t xml:space="preserve"> </w:t>
+      </w:r>
+      <w:r>
+        <w:t xml:space="preserve">text remaining, required fields populated), read it and proceed to Step 2.</w:t>
+      </w:r>
+    </w:p>
+    <w:p>
+      <w:pPr>
+        <w:pStyle w:val="BodyText"/>
+      </w:pPr>
+      <w:r>
+        <w:rPr>
+          <w:b/>
+          <w:bCs/>
+        </w:rPr>
+        <w:t xml:space="preserve">If</w:t>
+      </w:r>
+      <w:r>
+        <w:rPr>
+          <w:b/>
+          <w:bCs/>
+        </w:rPr>
+        <w:t xml:space="preserve"> </w:t>
+      </w:r>
+      <w:r>
+        <w:rPr>
+          <w:rStyle w:val="VerbatimChar"/>
+          <w:b/>
+          <w:bCs/>
+        </w:rPr>
+        <w:t xml:space="preserve">CLAUDE.md</w:t>
+      </w:r>
+      <w:r>
+        <w:rPr>
+          <w:b/>
+          <w:bCs/>
+        </w:rPr>
+        <w:t xml:space="preserve"> </w:t>
+      </w:r>
+      <w:r>
+        <w:rPr>
+          <w:b/>
+          <w:bCs/>
+        </w:rPr>
+        <w:t xml:space="preserve">does not exist, contains placeholder text, or is missing required fields, run the business-brief interview before proceeding.</w:t>
+      </w:r>
+      <w:r>
+        <w:t xml:space="preserve"> </w:t>
+      </w:r>
+      <w:r>
+        <w:t xml:space="preserve">Do not skip. Do not guess the inputs.</w:t>
+      </w:r>
+    </w:p>
+    <w:bookmarkStart w:id="38" w:name="the-business-brief-interview"/>
+    <w:p>
+      <w:pPr>
+        <w:pStyle w:val="Heading3"/>
+      </w:pPr>
+      <w:r>
+        <w:rPr>
+          <w:rStyle w:val="SectionNumber"/>
+        </w:rPr>
+        <w:t xml:space="preserve">1.13.1</w:t>
+      </w:r>
+      <w:r>
+        <w:tab/>
+      </w:r>
+      <w:r>
+        <w:t xml:space="preserve">The business-brief interview</w:t>
+      </w:r>
+    </w:p>
+    <w:p>
+      <w:pPr>
+        <w:pStyle w:val="FirstParagraph"/>
+      </w:pPr>
+      <w:r>
+        <w:t xml:space="preserve">Ask the user the following questions conversationally, one batch at a time. After each batch, write the answers into</w:t>
+      </w:r>
+      <w:r>
+        <w:t xml:space="preserve"> </w:t>
+      </w:r>
+      <w:r>
+        <w:rPr>
+          <w:rStyle w:val="VerbatimChar"/>
+        </w:rPr>
+        <w:t xml:space="preserve">CLAUDE.md</w:t>
+      </w:r>
+      <w:r>
+        <w:t xml:space="preserve"> </w:t>
+      </w:r>
+      <w:r>
+        <w:t xml:space="preserve">in the current working directory (create the file if missing) and confirm with the user before moving to the next batch. This is a progressive save.</w:t>
+      </w:r>
+    </w:p>
+    <w:p>
+      <w:pPr>
+        <w:pStyle w:val="BodyText"/>
+      </w:pPr>
+      <w:r>
+        <w:rPr>
+          <w:b/>
+          <w:bCs/>
+        </w:rPr>
+        <w:t xml:space="preserve">Batch 1: Brand overview.</w:t>
+      </w:r>
+      <w:r>
+        <w:t xml:space="preserve"> </w:t>
+      </w:r>
+      <w:r>
+        <w:t xml:space="preserve">Brand name. Primary URL. How long the domain has been live. Ecommerce platform (Shopify, WooCommerce, Hydrogen, custom, something else). Geographic focus. Stage (pre-launch, first year, established with trading history, mature).</w:t>
+      </w:r>
+    </w:p>
+    <w:p>
+      <w:pPr>
+        <w:pStyle w:val="BodyText"/>
+      </w:pPr>
+      <w:r>
+        <w:rPr>
+          <w:b/>
+          <w:bCs/>
+        </w:rPr>
+        <w:t xml:space="preserve">Batch 2: Product and conversion goal.</w:t>
+      </w:r>
+      <w:r>
+        <w:t xml:space="preserve"> </w:t>
+      </w:r>
+      <w:r>
+        <w:t xml:space="preserve">What you sell in one sentence. Price range or AOV. Catalog size (number of active SKUs). The primary conversion goal (checkout purchase, demo request, email signup, etc.).</w:t>
+      </w:r>
+    </w:p>
+    <w:p>
+      <w:pPr>
+        <w:pStyle w:val="BodyText"/>
+      </w:pPr>
+      <w:r>
+        <w:rPr>
+          <w:b/>
+          <w:bCs/>
+        </w:rPr>
+        <w:t xml:space="preserve">Batch 3: Target audience (ICP).</w:t>
+      </w:r>
+      <w:r>
+        <w:t xml:space="preserve"> </w:t>
+      </w:r>
+      <w:r>
+        <w:t xml:space="preserve">Core buyer in one sentence, in your own words. What they search for before buying (informational, comparison, commercial query patterns). Where they hang out online.</w:t>
+      </w:r>
+    </w:p>
+    <w:p>
+      <w:pPr>
+        <w:pStyle w:val="BodyText"/>
+      </w:pPr>
+      <w:r>
+        <w:rPr>
+          <w:b/>
+          <w:bCs/>
+        </w:rPr>
+        <w:t xml:space="preserve">Batch 4: #1 struggle.</w:t>
+      </w:r>
+      <w:r>
+        <w:t xml:space="preserve"> </w:t>
+      </w:r>
+      <w:r>
+        <w:t xml:space="preserve">The one organic pain the founder feels most right now. Is it flat traffic, ranking for the wrong intent, no AEO presence, a specific Google update, a specific competitor pulling ahead?</w:t>
+      </w:r>
+    </w:p>
+    <w:p>
+      <w:pPr>
+        <w:pStyle w:val="BodyText"/>
+      </w:pPr>
+      <w:r>
+        <w:rPr>
+          <w:b/>
+          <w:bCs/>
+        </w:rPr>
+        <w:t xml:space="preserve">Batch 5: Positioning and competitors.</w:t>
+      </w:r>
+      <w:r>
+        <w:t xml:space="preserve"> </w:t>
+      </w:r>
+      <w:r>
+        <w:t xml:space="preserve">Why you win in one sentence. Three to five competitor URLs the buyer also considers (load-bearing: these feed Section 3 content gap, Section 5 keyword gap, and Section 6 AEO whitespace). Pricing tier vs category median.</w:t>
+      </w:r>
+    </w:p>
+    <w:p>
+      <w:pPr>
+        <w:pStyle w:val="BodyText"/>
+      </w:pPr>
+      <w:r>
+        <w:rPr>
+          <w:b/>
+          <w:bCs/>
+        </w:rPr>
+        <w:t xml:space="preserve">Batch 6: Tool stack and geography.</w:t>
+      </w:r>
+      <w:r>
+        <w:t xml:space="preserve"> </w:t>
+      </w:r>
+      <w:r>
+        <w:t xml:space="preserve">Website/CMS. Search Console property verified? Analytics (GA4 or other). SEO tools (Ahrefs, Semrush, DataForSEO). Ad platforms. Shopping feed. Email/SMS. CRO tools. Primary target geography.</w:t>
+      </w:r>
+    </w:p>
+    <w:bookmarkEnd w:id="38"/>
+    <w:bookmarkStart w:id="39" w:name="minimum-required-to-proceed-to-step-2"/>
+    <w:p>
+      <w:pPr>
+        <w:pStyle w:val="Heading3"/>
+      </w:pPr>
+      <w:r>
+        <w:rPr>
+          <w:rStyle w:val="SectionNumber"/>
+        </w:rPr>
+        <w:t xml:space="preserve">1.13.2</w:t>
+      </w:r>
+      <w:r>
+        <w:tab/>
+      </w:r>
+      <w:r>
+        <w:t xml:space="preserve">Minimum required to proceed to Step 2</w:t>
+      </w:r>
+    </w:p>
+    <w:p>
+      <w:pPr>
+        <w:pStyle w:val="FirstParagraph"/>
+      </w:pPr>
+      <w:r>
+        <w:t xml:space="preserve">If after the interview you still do not have these seven fields captured, ask again before proceeding:</w:t>
+      </w:r>
+    </w:p>
+    <w:p>
+      <w:pPr>
+        <w:pStyle w:val="Compact"/>
+        <w:numPr>
+          <w:ilvl w:val="0"/>
+          <w:numId w:val="1020"/>
+        </w:numPr>
+      </w:pPr>
+      <w:r>
+        <w:t xml:space="preserve">Brand name</w:t>
+      </w:r>
+    </w:p>
+    <w:p>
+      <w:pPr>
+        <w:pStyle w:val="Compact"/>
+        <w:numPr>
+          <w:ilvl w:val="0"/>
+          <w:numId w:val="1020"/>
+        </w:numPr>
+      </w:pPr>
+      <w:r>
+        <w:t xml:space="preserve">Primary URL</w:t>
+      </w:r>
+    </w:p>
+    <w:p>
+      <w:pPr>
+        <w:pStyle w:val="Compact"/>
+        <w:numPr>
+          <w:ilvl w:val="0"/>
+          <w:numId w:val="1020"/>
+        </w:numPr>
+      </w:pPr>
+      <w:r>
+        <w:t xml:space="preserve">What the brand sells (one sentence)</w:t>
+      </w:r>
+    </w:p>
+    <w:p>
+      <w:pPr>
+        <w:pStyle w:val="Compact"/>
+        <w:numPr>
+          <w:ilvl w:val="0"/>
+          <w:numId w:val="1020"/>
+        </w:numPr>
+      </w:pPr>
+      <w:r>
+        <w:t xml:space="preserve">Core buyer (one sentence)</w:t>
+      </w:r>
+    </w:p>
+    <w:p>
+      <w:pPr>
+        <w:pStyle w:val="Compact"/>
+        <w:numPr>
+          <w:ilvl w:val="0"/>
+          <w:numId w:val="1020"/>
+        </w:numPr>
+      </w:pPr>
+      <w:r>
+        <w:t xml:space="preserve">Three to five competitor URLs</w:t>
+      </w:r>
+    </w:p>
+    <w:p>
+      <w:pPr>
+        <w:pStyle w:val="Compact"/>
+        <w:numPr>
+          <w:ilvl w:val="0"/>
+          <w:numId w:val="1020"/>
+        </w:numPr>
+      </w:pPr>
+      <w:r>
+        <w:t xml:space="preserve">Ecommerce platform</w:t>
+      </w:r>
+    </w:p>
+    <w:p>
+      <w:pPr>
+        <w:pStyle w:val="Compact"/>
+        <w:numPr>
+          <w:ilvl w:val="0"/>
+          <w:numId w:val="1020"/>
+        </w:numPr>
+      </w:pPr>
+      <w:r>
+        <w:t xml:space="preserve">Target geography</w:t>
+      </w:r>
+    </w:p>
+    <w:p>
+      <w:pPr>
+        <w:pStyle w:val="FirstParagraph"/>
+      </w:pPr>
+      <w:r>
+        <w:t xml:space="preserve">Optional fields can be marked</w:t>
+      </w:r>
+      <w:r>
+        <w:t xml:space="preserve"> </w:t>
+      </w:r>
+      <w:r>
+        <w:t xml:space="preserve">“unknown”</w:t>
+      </w:r>
+      <w:r>
+        <w:t xml:space="preserve"> </w:t>
+      </w:r>
+      <w:r>
+        <w:t xml:space="preserve">or</w:t>
+      </w:r>
+      <w:r>
+        <w:t xml:space="preserve"> </w:t>
+      </w:r>
+      <w:r>
+        <w:t xml:space="preserve">“to be confirmed”</w:t>
+      </w:r>
+      <w:r>
+        <w:t xml:space="preserve"> </w:t>
+      </w:r>
+      <w:r>
+        <w:t xml:space="preserve">in</w:t>
+      </w:r>
+      <w:r>
+        <w:t xml:space="preserve"> </w:t>
+      </w:r>
+      <w:r>
+        <w:rPr>
+          <w:rStyle w:val="VerbatimChar"/>
+        </w:rPr>
+        <w:t xml:space="preserve">CLAUDE.md</w:t>
+      </w:r>
+      <w:r>
+        <w:t xml:space="preserve">. Claude will flag any gaps in the final audit report so the founder knows where the audit leaned on incomplete inputs.</w:t>
+      </w:r>
+    </w:p>
+    <w:p>
+      <w:pPr>
+        <w:pStyle w:val="BodyText"/>
+      </w:pPr>
+      <w:r>
+        <w:t xml:space="preserve">Do not invent any value. Ask the user.</w:t>
       </w:r>
     </w:p>
     <w:p>
@@ -5402,12 +4663,410 @@
         </w:pict>
       </w:r>
     </w:p>
+    <w:bookmarkEnd w:id="39"/>
+    <w:bookmarkEnd w:id="40"/>
+    <w:bookmarkStart w:id="42" w:name="step-2.-inventory-tool-access"/>
+    <w:p>
+      <w:pPr>
+        <w:pStyle w:val="Heading2"/>
+      </w:pPr>
+      <w:r>
+        <w:rPr>
+          <w:rStyle w:val="SectionNumber"/>
+        </w:rPr>
+        <w:t xml:space="preserve">1.14</w:t>
+      </w:r>
+      <w:r>
+        <w:tab/>
+      </w:r>
+      <w:r>
+        <w:t xml:space="preserve">Step 2. Inventory tool access</w:t>
+      </w:r>
+    </w:p>
     <w:p>
       <w:pPr>
         <w:pStyle w:val="FirstParagraph"/>
       </w:pPr>
       <w:r>
-        <w:t xml:space="preserve">You are executing the SEO + AEO Audit playbook for the brand in the current working directory. Follow these steps in order. Do not skip steps. Do not invent data. Honour the voice conventions in Step 13.</w:t>
+        <w:t xml:space="preserve">Read the</w:t>
+      </w:r>
+      <w:r>
+        <w:t xml:space="preserve"> </w:t>
+      </w:r>
+      <w:r>
+        <w:rPr>
+          <w:rStyle w:val="VerbatimChar"/>
+        </w:rPr>
+        <w:t xml:space="preserve">.env</w:t>
+      </w:r>
+      <w:r>
+        <w:t xml:space="preserve"> </w:t>
+      </w:r>
+      <w:r>
+        <w:t xml:space="preserve">file in the current working directory. Print a credential inventory to the user in this format:</w:t>
+      </w:r>
+    </w:p>
+    <w:p>
+      <w:pPr>
+        <w:pStyle w:val="SourceCode"/>
+      </w:pPr>
+      <w:r>
+        <w:rPr>
+          <w:rStyle w:val="VerbatimChar"/>
+        </w:rPr>
+        <w:t xml:space="preserve">External tools (public data)</w:t>
+      </w:r>
+      <w:r>
+        <w:br/>
+      </w:r>
+      <w:r>
+        <w:rPr>
+          <w:rStyle w:val="VerbatimChar"/>
+        </w:rPr>
+        <w:t xml:space="preserve">- DataForSEO: configured / not configured</w:t>
+      </w:r>
+      <w:r>
+        <w:br/>
+      </w:r>
+      <w:r>
+        <w:rPr>
+          <w:rStyle w:val="VerbatimChar"/>
+        </w:rPr>
+        <w:t xml:space="preserve">- Serper: configured / not configured</w:t>
+      </w:r>
+      <w:r>
+        <w:br/>
+      </w:r>
+      <w:r>
+        <w:rPr>
+          <w:rStyle w:val="VerbatimChar"/>
+        </w:rPr>
+        <w:t xml:space="preserve">- Keywords Everywhere: configured / not configured</w:t>
+      </w:r>
+      <w:r>
+        <w:br/>
+      </w:r>
+      <w:r>
+        <w:rPr>
+          <w:rStyle w:val="VerbatimChar"/>
+        </w:rPr>
+        <w:t xml:space="preserve">- Ahrefs: configured / not configured</w:t>
+      </w:r>
+      <w:r>
+        <w:br/>
+      </w:r>
+      <w:r>
+        <w:rPr>
+          <w:rStyle w:val="VerbatimChar"/>
+        </w:rPr>
+        <w:t xml:space="preserve">- Google PageSpeed Insights (GOOGLE_AI_KEY): configured / not configured</w:t>
+      </w:r>
+      <w:r>
+        <w:br/>
+      </w:r>
+      <w:r>
+        <w:rPr>
+          <w:rStyle w:val="VerbatimChar"/>
+        </w:rPr>
+        <w:t xml:space="preserve">- Screaming Frog CLI (local): configured / not configured</w:t>
+      </w:r>
+      <w:r>
+        <w:br/>
+      </w:r>
+      <w:r>
+        <w:br/>
+      </w:r>
+      <w:r>
+        <w:rPr>
+          <w:rStyle w:val="VerbatimChar"/>
+        </w:rPr>
+        <w:t xml:space="preserve">Internal tools (your brand's own data)</w:t>
+      </w:r>
+      <w:r>
+        <w:br/>
+      </w:r>
+      <w:r>
+        <w:rPr>
+          <w:rStyle w:val="VerbatimChar"/>
+        </w:rPr>
+        <w:t xml:space="preserve">- Google Search Console: configured / not configured</w:t>
+      </w:r>
+      <w:r>
+        <w:br/>
+      </w:r>
+      <w:r>
+        <w:rPr>
+          <w:rStyle w:val="VerbatimChar"/>
+        </w:rPr>
+        <w:t xml:space="preserve">- Google Analytics 4: configured / not configured</w:t>
+      </w:r>
+      <w:r>
+        <w:br/>
+      </w:r>
+      <w:r>
+        <w:rPr>
+          <w:rStyle w:val="VerbatimChar"/>
+        </w:rPr>
+        <w:t xml:space="preserve">- Shopify Admin: configured / not configured</w:t>
+      </w:r>
+      <w:r>
+        <w:br/>
+      </w:r>
+      <w:r>
+        <w:rPr>
+          <w:rStyle w:val="VerbatimChar"/>
+        </w:rPr>
+        <w:t xml:space="preserve">- Microsoft Clarity: configured / not configured</w:t>
+      </w:r>
+      <w:r>
+        <w:br/>
+      </w:r>
+      <w:r>
+        <w:rPr>
+          <w:rStyle w:val="VerbatimChar"/>
+        </w:rPr>
+        <w:t xml:space="preserve">- Google Merchant Center: configured / not configured</w:t>
+      </w:r>
+    </w:p>
+    <w:p>
+      <w:pPr>
+        <w:pStyle w:val="FirstParagraph"/>
+      </w:pPr>
+      <w:r>
+        <w:t xml:space="preserve">For each internal tool flagged</w:t>
+      </w:r>
+      <w:r>
+        <w:t xml:space="preserve"> </w:t>
+      </w:r>
+      <w:r>
+        <w:t xml:space="preserve">“not configured”</w:t>
+      </w:r>
+      <w:r>
+        <w:t xml:space="preserve">, the corresponding section of the report will stub out with a</w:t>
+      </w:r>
+      <w:r>
+        <w:t xml:space="preserve"> </w:t>
+      </w:r>
+      <w:r>
+        <w:t xml:space="preserve">“grant access to populate”</w:t>
+      </w:r>
+      <w:r>
+        <w:t xml:space="preserve"> </w:t>
+      </w:r>
+      <w:r>
+        <w:t xml:space="preserve">note. That is expected behaviour. Missing tools become access-grant items in the final report’s checklist.</w:t>
+      </w:r>
+    </w:p>
+    <w:bookmarkStart w:id="41" w:name="X18da62ca67897300d7a2a209f6df0efe4f6e13d"/>
+    <w:p>
+      <w:pPr>
+        <w:pStyle w:val="Heading3"/>
+      </w:pPr>
+      <w:r>
+        <w:rPr>
+          <w:rStyle w:val="SectionNumber"/>
+        </w:rPr>
+        <w:t xml:space="preserve">1.14.1</w:t>
+      </w:r>
+      <w:r>
+        <w:tab/>
+      </w:r>
+      <w:r>
+        <w:t xml:space="preserve">Offer setup instructions for missing tools</w:t>
+      </w:r>
+    </w:p>
+    <w:p>
+      <w:pPr>
+        <w:pStyle w:val="FirstParagraph"/>
+      </w:pPr>
+      <w:r>
+        <w:t xml:space="preserve">After printing the inventory, go through each tool flagged</w:t>
+      </w:r>
+      <w:r>
+        <w:t xml:space="preserve"> </w:t>
+      </w:r>
+      <w:r>
+        <w:t xml:space="preserve">“not configured”</w:t>
+      </w:r>
+      <w:r>
+        <w:t xml:space="preserve"> </w:t>
+      </w:r>
+      <w:r>
+        <w:t xml:space="preserve">(External and Internal both). For each one, ask the user:</w:t>
+      </w:r>
+    </w:p>
+    <w:p>
+      <w:pPr>
+        <w:pStyle w:val="BlockText"/>
+      </w:pPr>
+      <w:r>
+        <w:t xml:space="preserve">“</w:t>
+      </w:r>
+      <w:r>
+        <w:rPr>
+          <w:rStyle w:val="VerbatimChar"/>
+        </w:rPr>
+        <w:t xml:space="preserve">{Tool}</w:t>
+      </w:r>
+      <w:r>
+        <w:t xml:space="preserve"> </w:t>
+      </w:r>
+      <w:r>
+        <w:t xml:space="preserve">is not configured. Want me to look up the current sign-up steps and API-key retrieval flow, so you can wire it in and we can populate more of the audit? Answer</w:t>
+      </w:r>
+      <w:r>
+        <w:t xml:space="preserve"> </w:t>
+      </w:r>
+      <w:r>
+        <w:rPr>
+          <w:rStyle w:val="VerbatimChar"/>
+        </w:rPr>
+        <w:t xml:space="preserve">yes</w:t>
+      </w:r>
+      <w:r>
+        <w:t xml:space="preserve">,</w:t>
+      </w:r>
+      <w:r>
+        <w:t xml:space="preserve"> </w:t>
+      </w:r>
+      <w:r>
+        <w:rPr>
+          <w:rStyle w:val="VerbatimChar"/>
+        </w:rPr>
+        <w:t xml:space="preserve">no</w:t>
+      </w:r>
+      <w:r>
+        <w:t xml:space="preserve">, or</w:t>
+      </w:r>
+      <w:r>
+        <w:t xml:space="preserve"> </w:t>
+      </w:r>
+      <w:r>
+        <w:rPr>
+          <w:rStyle w:val="VerbatimChar"/>
+        </w:rPr>
+        <w:t xml:space="preserve">skip all</w:t>
+      </w:r>
+      <w:r>
+        <w:t xml:space="preserve">.”</w:t>
+      </w:r>
+    </w:p>
+    <w:p>
+      <w:pPr>
+        <w:pStyle w:val="FirstParagraph"/>
+      </w:pPr>
+      <w:r>
+        <w:t xml:space="preserve">If the user answers</w:t>
+      </w:r>
+      <w:r>
+        <w:t xml:space="preserve"> </w:t>
+      </w:r>
+      <w:r>
+        <w:rPr>
+          <w:rStyle w:val="VerbatimChar"/>
+        </w:rPr>
+        <w:t xml:space="preserve">yes</w:t>
+      </w:r>
+      <w:r>
+        <w:t xml:space="preserve">, use WebSearch and WebFetch to pull the current sign-up flow for that specific tool (pricing tiers, free-tier availability, where the API key lives in the account settings, and the exact</w:t>
+      </w:r>
+      <w:r>
+        <w:t xml:space="preserve"> </w:t>
+      </w:r>
+      <w:r>
+        <w:rPr>
+          <w:rStyle w:val="VerbatimChar"/>
+        </w:rPr>
+        <w:t xml:space="preserve">.env</w:t>
+      </w:r>
+      <w:r>
+        <w:t xml:space="preserve"> </w:t>
+      </w:r>
+      <w:r>
+        <w:t xml:space="preserve">variable name this playbook expects). Produce step-by-step instructions the user can follow in ~5 minutes. Include a one-line estimate of credit cost for a typical audit run where known.</w:t>
+      </w:r>
+    </w:p>
+    <w:p>
+      <w:pPr>
+        <w:pStyle w:val="BodyText"/>
+      </w:pPr>
+      <w:r>
+        <w:t xml:space="preserve">If the user answers</w:t>
+      </w:r>
+      <w:r>
+        <w:t xml:space="preserve"> </w:t>
+      </w:r>
+      <w:r>
+        <w:rPr>
+          <w:rStyle w:val="VerbatimChar"/>
+        </w:rPr>
+        <w:t xml:space="preserve">no</w:t>
+      </w:r>
+      <w:r>
+        <w:t xml:space="preserve"> </w:t>
+      </w:r>
+      <w:r>
+        <w:t xml:space="preserve">for a specific tool, skip that one and ask about the next missing tool.</w:t>
+      </w:r>
+    </w:p>
+    <w:p>
+      <w:pPr>
+        <w:pStyle w:val="BodyText"/>
+      </w:pPr>
+      <w:r>
+        <w:t xml:space="preserve">If the user answers</w:t>
+      </w:r>
+      <w:r>
+        <w:t xml:space="preserve"> </w:t>
+      </w:r>
+      <w:r>
+        <w:rPr>
+          <w:rStyle w:val="VerbatimChar"/>
+        </w:rPr>
+        <w:t xml:space="preserve">skip all</w:t>
+      </w:r>
+      <w:r>
+        <w:t xml:space="preserve"> </w:t>
+      </w:r>
+      <w:r>
+        <w:t xml:space="preserve">at any point, stop offering and proceed to Step 3.</w:t>
+      </w:r>
+    </w:p>
+    <w:p>
+      <w:pPr>
+        <w:pStyle w:val="BodyText"/>
+      </w:pPr>
+      <w:r>
+        <w:t xml:space="preserve">After the user adds any new credentials to</w:t>
+      </w:r>
+      <w:r>
+        <w:t xml:space="preserve"> </w:t>
+      </w:r>
+      <w:r>
+        <w:rPr>
+          <w:rStyle w:val="VerbatimChar"/>
+        </w:rPr>
+        <w:t xml:space="preserve">.env</w:t>
+      </w:r>
+      <w:r>
+        <w:t xml:space="preserve">, reprint the updated credential inventory before continuing. Confirm the new tool is now flagged</w:t>
+      </w:r>
+      <w:r>
+        <w:t xml:space="preserve"> </w:t>
+      </w:r>
+      <w:r>
+        <w:t xml:space="preserve">“configured”</w:t>
+      </w:r>
+      <w:r>
+        <w:t xml:space="preserve">.</w:t>
+      </w:r>
+    </w:p>
+    <w:p>
+      <w:pPr>
+        <w:pStyle w:val="BodyText"/>
+      </w:pPr>
+      <w:r>
+        <w:t xml:space="preserve">Never hardcode sign-up URLs or pricing numbers from memory. Pull fresh from the web every time.</w:t>
       </w:r>
     </w:p>
     <w:p>
@@ -5417,851 +5076,22 @@
         </w:pict>
       </w:r>
     </w:p>
-    <w:bookmarkEnd w:id="52"/>
-    <w:bookmarkStart w:id="55" w:name="X984eac9891fea7dcd5834405f0d4b876161ed1c"/>
+    <w:bookmarkEnd w:id="41"/>
+    <w:bookmarkEnd w:id="42"/>
+    <w:bookmarkStart w:id="43" w:name="step-3.-detect-path-and-mode"/>
     <w:p>
       <w:pPr>
         <w:pStyle w:val="Heading2"/>
       </w:pPr>
       <w:r>
-        <w:t xml:space="preserve">Step 1. Load or populate the business brief</w:t>
-      </w:r>
-    </w:p>
-    <w:p>
-      <w:pPr>
-        <w:pStyle w:val="FirstParagraph"/>
-      </w:pPr>
-      <w:r>
-        <w:t xml:space="preserve">Look for</w:t>
-      </w:r>
-      <w:r>
-        <w:t xml:space="preserve"> </w:t>
-      </w:r>
-      <w:r>
-        <w:rPr>
-          <w:rStyle w:val="VerbatimChar"/>
-        </w:rPr>
-        <w:t xml:space="preserve">CLAUDE.md</w:t>
-      </w:r>
-      <w:r>
-        <w:t xml:space="preserve"> </w:t>
-      </w:r>
-      <w:r>
-        <w:t xml:space="preserve">in the current working directory.</w:t>
-      </w:r>
-    </w:p>
-    <w:p>
-      <w:pPr>
-        <w:pStyle w:val="BodyText"/>
-      </w:pPr>
-      <w:r>
-        <w:rPr>
-          <w:b/>
-          <w:bCs/>
-        </w:rPr>
-        <w:t xml:space="preserve">If</w:t>
-      </w:r>
-      <w:r>
-        <w:rPr>
-          <w:b/>
-          <w:bCs/>
-        </w:rPr>
-        <w:t xml:space="preserve"> </w:t>
-      </w:r>
-      <w:r>
-        <w:rPr>
-          <w:rStyle w:val="VerbatimChar"/>
-          <w:b/>
-          <w:bCs/>
-        </w:rPr>
-        <w:t xml:space="preserve">CLAUDE.md</w:t>
-      </w:r>
-      <w:r>
-        <w:rPr>
-          <w:b/>
-          <w:bCs/>
-        </w:rPr>
-        <w:t xml:space="preserve"> </w:t>
-      </w:r>
-      <w:r>
-        <w:rPr>
-          <w:b/>
-          <w:bCs/>
-        </w:rPr>
-        <w:t xml:space="preserve">exists and is fully filled in</w:t>
-      </w:r>
-      <w:r>
-        <w:t xml:space="preserve"> </w:t>
-      </w:r>
-      <w:r>
-        <w:t xml:space="preserve">(no</w:t>
-      </w:r>
-      <w:r>
-        <w:t xml:space="preserve"> </w:t>
-      </w:r>
-      <w:r>
-        <w:rPr>
-          <w:rStyle w:val="VerbatimChar"/>
-        </w:rPr>
-        <w:t xml:space="preserve">{placeholder}</w:t>
-      </w:r>
-      <w:r>
-        <w:t xml:space="preserve"> </w:t>
-      </w:r>
-      <w:r>
-        <w:t xml:space="preserve">text remaining, required fields populated), read it and proceed to Step 2.</w:t>
-      </w:r>
-    </w:p>
-    <w:p>
-      <w:pPr>
-        <w:pStyle w:val="BodyText"/>
-      </w:pPr>
-      <w:r>
-        <w:rPr>
-          <w:b/>
-          <w:bCs/>
-        </w:rPr>
-        <w:t xml:space="preserve">If</w:t>
-      </w:r>
-      <w:r>
-        <w:rPr>
-          <w:b/>
-          <w:bCs/>
-        </w:rPr>
-        <w:t xml:space="preserve"> </w:t>
-      </w:r>
-      <w:r>
-        <w:rPr>
-          <w:rStyle w:val="VerbatimChar"/>
-          <w:b/>
-          <w:bCs/>
-        </w:rPr>
-        <w:t xml:space="preserve">CLAUDE.md</w:t>
-      </w:r>
-      <w:r>
-        <w:rPr>
-          <w:b/>
-          <w:bCs/>
-        </w:rPr>
-        <w:t xml:space="preserve"> </w:t>
-      </w:r>
-      <w:r>
-        <w:rPr>
-          <w:b/>
-          <w:bCs/>
-        </w:rPr>
-        <w:t xml:space="preserve">does not exist, contains placeholder text, or is missing required fields, run the business-brief interview before proceeding.</w:t>
-      </w:r>
-      <w:r>
-        <w:t xml:space="preserve"> </w:t>
-      </w:r>
-      <w:r>
-        <w:t xml:space="preserve">Do not skip. Do not guess the inputs.</w:t>
-      </w:r>
-    </w:p>
-    <w:bookmarkStart w:id="53" w:name="the-business-brief-interview"/>
-    <w:p>
-      <w:pPr>
-        <w:pStyle w:val="Heading3"/>
-      </w:pPr>
-      <w:r>
-        <w:t xml:space="preserve">The business-brief interview</w:t>
-      </w:r>
-    </w:p>
-    <w:p>
-      <w:pPr>
-        <w:pStyle w:val="FirstParagraph"/>
-      </w:pPr>
-      <w:r>
-        <w:t xml:space="preserve">Ask the user the following questions conversationally, one batch at a time. After each batch, write the answers into</w:t>
-      </w:r>
-      <w:r>
-        <w:t xml:space="preserve"> </w:t>
-      </w:r>
-      <w:r>
-        <w:rPr>
-          <w:rStyle w:val="VerbatimChar"/>
-        </w:rPr>
-        <w:t xml:space="preserve">CLAUDE.md</w:t>
-      </w:r>
-      <w:r>
-        <w:t xml:space="preserve"> </w:t>
-      </w:r>
-      <w:r>
-        <w:t xml:space="preserve">in the current working directory (create the file if missing) and confirm with the user before moving to the next batch. This is a progressive save.</w:t>
-      </w:r>
-    </w:p>
-    <w:p>
-      <w:pPr>
-        <w:pStyle w:val="BodyText"/>
-      </w:pPr>
-      <w:r>
-        <w:rPr>
-          <w:b/>
-          <w:bCs/>
-        </w:rPr>
-        <w:t xml:space="preserve">Batch 1: Brand overview.</w:t>
-      </w:r>
-      <w:r>
-        <w:t xml:space="preserve"> </w:t>
-      </w:r>
-      <w:r>
-        <w:t xml:space="preserve">Brand name. Primary URL. How long the domain has been live. Ecommerce platform (Shopify, WooCommerce, Hydrogen, custom, something else). Geographic focus. Stage (pre-launch, first year, established with trading history, mature).</w:t>
-      </w:r>
-    </w:p>
-    <w:p>
-      <w:pPr>
-        <w:pStyle w:val="BodyText"/>
-      </w:pPr>
-      <w:r>
-        <w:rPr>
-          <w:b/>
-          <w:bCs/>
-        </w:rPr>
-        <w:t xml:space="preserve">Batch 2: Product and conversion goal.</w:t>
-      </w:r>
-      <w:r>
-        <w:t xml:space="preserve"> </w:t>
-      </w:r>
-      <w:r>
-        <w:t xml:space="preserve">What you sell in one sentence. Price range or AOV. Catalog size (number of active SKUs). The primary conversion goal (checkout purchase, demo request, email signup, etc.).</w:t>
-      </w:r>
-    </w:p>
-    <w:p>
-      <w:pPr>
-        <w:pStyle w:val="BodyText"/>
-      </w:pPr>
-      <w:r>
-        <w:rPr>
-          <w:b/>
-          <w:bCs/>
-        </w:rPr>
-        <w:t xml:space="preserve">Batch 3: Target audience (ICP).</w:t>
-      </w:r>
-      <w:r>
-        <w:t xml:space="preserve"> </w:t>
-      </w:r>
-      <w:r>
-        <w:t xml:space="preserve">Core buyer in one sentence, in your own words. What they search for before buying (informational, comparison, commercial query patterns). Where they hang out online.</w:t>
-      </w:r>
-    </w:p>
-    <w:p>
-      <w:pPr>
-        <w:pStyle w:val="BodyText"/>
-      </w:pPr>
-      <w:r>
-        <w:rPr>
-          <w:b/>
-          <w:bCs/>
-        </w:rPr>
-        <w:t xml:space="preserve">Batch 4: #1 struggle.</w:t>
-      </w:r>
-      <w:r>
-        <w:t xml:space="preserve"> </w:t>
-      </w:r>
-      <w:r>
-        <w:t xml:space="preserve">The one organic pain the founder feels most right now. Is it flat traffic, ranking for the wrong intent, no AEO presence, a specific Google update, a specific competitor pulling ahead?</w:t>
-      </w:r>
-    </w:p>
-    <w:p>
-      <w:pPr>
-        <w:pStyle w:val="BodyText"/>
-      </w:pPr>
-      <w:r>
-        <w:rPr>
-          <w:b/>
-          <w:bCs/>
-        </w:rPr>
-        <w:t xml:space="preserve">Batch 5: Positioning and competitors.</w:t>
-      </w:r>
-      <w:r>
-        <w:t xml:space="preserve"> </w:t>
-      </w:r>
-      <w:r>
-        <w:t xml:space="preserve">Why you win in one sentence. Three to five competitor URLs the buyer also considers (load-bearing: these feed Section 3 content gap, Section 5 keyword gap, and Section 6 AEO whitespace). Pricing tier vs category median.</w:t>
-      </w:r>
-    </w:p>
-    <w:p>
-      <w:pPr>
-        <w:pStyle w:val="BodyText"/>
-      </w:pPr>
-      <w:r>
-        <w:rPr>
-          <w:b/>
-          <w:bCs/>
-        </w:rPr>
-        <w:t xml:space="preserve">Batch 6: Tool stack and geography.</w:t>
-      </w:r>
-      <w:r>
-        <w:t xml:space="preserve"> </w:t>
-      </w:r>
-      <w:r>
-        <w:t xml:space="preserve">Website/CMS. Search Console property verified? Analytics (GA4 or other). SEO tools (Ahrefs, Semrush, DataForSEO). Ad platforms. Shopping feed. Email/SMS. CRO tools. Primary target geography.</w:t>
-      </w:r>
-    </w:p>
-    <w:bookmarkEnd w:id="53"/>
-    <w:bookmarkStart w:id="54" w:name="minimum-required-to-proceed-to-step-2"/>
-    <w:p>
-      <w:pPr>
-        <w:pStyle w:val="Heading3"/>
-      </w:pPr>
-      <w:r>
-        <w:t xml:space="preserve">Minimum required to proceed to Step 2</w:t>
-      </w:r>
-    </w:p>
-    <w:p>
-      <w:pPr>
-        <w:pStyle w:val="FirstParagraph"/>
-      </w:pPr>
-      <w:r>
-        <w:t xml:space="preserve">If after the interview you still do not have these seven fields captured, ask again before proceeding:</w:t>
-      </w:r>
-    </w:p>
-    <w:p>
-      <w:pPr>
-        <w:pStyle w:val="Compact"/>
-        <w:numPr>
-          <w:ilvl w:val="0"/>
-          <w:numId w:val="1033"/>
-        </w:numPr>
-      </w:pPr>
-      <w:r>
-        <w:t xml:space="preserve">Brand name</w:t>
-      </w:r>
-    </w:p>
-    <w:p>
-      <w:pPr>
-        <w:pStyle w:val="Compact"/>
-        <w:numPr>
-          <w:ilvl w:val="0"/>
-          <w:numId w:val="1033"/>
-        </w:numPr>
-      </w:pPr>
-      <w:r>
-        <w:t xml:space="preserve">Primary URL</w:t>
-      </w:r>
-    </w:p>
-    <w:p>
-      <w:pPr>
-        <w:pStyle w:val="Compact"/>
-        <w:numPr>
-          <w:ilvl w:val="0"/>
-          <w:numId w:val="1033"/>
-        </w:numPr>
-      </w:pPr>
-      <w:r>
-        <w:t xml:space="preserve">What the brand sells (one sentence)</w:t>
-      </w:r>
-    </w:p>
-    <w:p>
-      <w:pPr>
-        <w:pStyle w:val="Compact"/>
-        <w:numPr>
-          <w:ilvl w:val="0"/>
-          <w:numId w:val="1033"/>
-        </w:numPr>
-      </w:pPr>
-      <w:r>
-        <w:t xml:space="preserve">Core buyer (one sentence)</w:t>
-      </w:r>
-    </w:p>
-    <w:p>
-      <w:pPr>
-        <w:pStyle w:val="Compact"/>
-        <w:numPr>
-          <w:ilvl w:val="0"/>
-          <w:numId w:val="1033"/>
-        </w:numPr>
-      </w:pPr>
-      <w:r>
-        <w:t xml:space="preserve">Three to five competitor URLs</w:t>
-      </w:r>
-    </w:p>
-    <w:p>
-      <w:pPr>
-        <w:pStyle w:val="Compact"/>
-        <w:numPr>
-          <w:ilvl w:val="0"/>
-          <w:numId w:val="1033"/>
-        </w:numPr>
-      </w:pPr>
-      <w:r>
-        <w:t xml:space="preserve">Ecommerce platform</w:t>
-      </w:r>
-    </w:p>
-    <w:p>
-      <w:pPr>
-        <w:pStyle w:val="Compact"/>
-        <w:numPr>
-          <w:ilvl w:val="0"/>
-          <w:numId w:val="1033"/>
-        </w:numPr>
-      </w:pPr>
-      <w:r>
-        <w:t xml:space="preserve">Target geography</w:t>
-      </w:r>
-    </w:p>
-    <w:p>
-      <w:pPr>
-        <w:pStyle w:val="FirstParagraph"/>
-      </w:pPr>
-      <w:r>
-        <w:t xml:space="preserve">Optional fields can be marked</w:t>
-      </w:r>
-      <w:r>
-        <w:t xml:space="preserve"> </w:t>
-      </w:r>
-      <w:r>
-        <w:t xml:space="preserve">“unknown”</w:t>
-      </w:r>
-      <w:r>
-        <w:t xml:space="preserve"> </w:t>
-      </w:r>
-      <w:r>
-        <w:t xml:space="preserve">or</w:t>
-      </w:r>
-      <w:r>
-        <w:t xml:space="preserve"> </w:t>
-      </w:r>
-      <w:r>
-        <w:t xml:space="preserve">“to be confirmed”</w:t>
-      </w:r>
-      <w:r>
-        <w:t xml:space="preserve"> </w:t>
-      </w:r>
-      <w:r>
-        <w:t xml:space="preserve">in</w:t>
-      </w:r>
-      <w:r>
-        <w:t xml:space="preserve"> </w:t>
-      </w:r>
-      <w:r>
-        <w:rPr>
-          <w:rStyle w:val="VerbatimChar"/>
-        </w:rPr>
-        <w:t xml:space="preserve">CLAUDE.md</w:t>
-      </w:r>
-      <w:r>
-        <w:t xml:space="preserve">. Claude will flag any gaps in the final audit report so the founder knows where the audit leaned on incomplete inputs.</w:t>
-      </w:r>
-    </w:p>
-    <w:p>
-      <w:pPr>
-        <w:pStyle w:val="BodyText"/>
-      </w:pPr>
-      <w:r>
-        <w:t xml:space="preserve">Do not invent any value. Ask the user.</w:t>
-      </w:r>
-    </w:p>
-    <w:p>
-      <w:r>
-        <w:pict>
-          <v:rect style="width:0;height:1.5pt" o:hralign="center" o:hrstd="t" o:hr="t"/>
-        </w:pict>
-      </w:r>
-    </w:p>
-    <w:bookmarkEnd w:id="54"/>
-    <w:bookmarkEnd w:id="55"/>
-    <w:bookmarkStart w:id="57" w:name="step-2.-inventory-tool-access"/>
-    <w:p>
-      <w:pPr>
-        <w:pStyle w:val="Heading2"/>
-      </w:pPr>
-      <w:r>
-        <w:t xml:space="preserve">Step 2. Inventory tool access</w:t>
-      </w:r>
-    </w:p>
-    <w:p>
-      <w:pPr>
-        <w:pStyle w:val="FirstParagraph"/>
-      </w:pPr>
-      <w:r>
-        <w:t xml:space="preserve">Read the</w:t>
-      </w:r>
-      <w:r>
-        <w:t xml:space="preserve"> </w:t>
-      </w:r>
-      <w:r>
-        <w:rPr>
-          <w:rStyle w:val="VerbatimChar"/>
-        </w:rPr>
-        <w:t xml:space="preserve">.env</w:t>
-      </w:r>
-      <w:r>
-        <w:t xml:space="preserve"> </w:t>
-      </w:r>
-      <w:r>
-        <w:t xml:space="preserve">file in the current working directory. Print a credential inventory to the user in this format:</w:t>
-      </w:r>
-    </w:p>
-    <w:p>
-      <w:pPr>
-        <w:pStyle w:val="SourceCode"/>
-      </w:pPr>
-      <w:r>
-        <w:rPr>
-          <w:rStyle w:val="VerbatimChar"/>
-        </w:rPr>
-        <w:t xml:space="preserve">External tools (public data)</w:t>
-      </w:r>
-      <w:r>
-        <w:br/>
-      </w:r>
-      <w:r>
-        <w:rPr>
-          <w:rStyle w:val="VerbatimChar"/>
-        </w:rPr>
-        <w:t xml:space="preserve">- DataForSEO: configured / not configured</w:t>
-      </w:r>
-      <w:r>
-        <w:br/>
-      </w:r>
-      <w:r>
-        <w:rPr>
-          <w:rStyle w:val="VerbatimChar"/>
-        </w:rPr>
-        <w:t xml:space="preserve">- Serper: configured / not configured</w:t>
-      </w:r>
-      <w:r>
-        <w:br/>
-      </w:r>
-      <w:r>
-        <w:rPr>
-          <w:rStyle w:val="VerbatimChar"/>
-        </w:rPr>
-        <w:t xml:space="preserve">- Keywords Everywhere: configured / not configured</w:t>
-      </w:r>
-      <w:r>
-        <w:br/>
-      </w:r>
-      <w:r>
-        <w:rPr>
-          <w:rStyle w:val="VerbatimChar"/>
-        </w:rPr>
-        <w:t xml:space="preserve">- Ahrefs: configured / not configured</w:t>
-      </w:r>
-      <w:r>
-        <w:br/>
-      </w:r>
-      <w:r>
-        <w:rPr>
-          <w:rStyle w:val="VerbatimChar"/>
-        </w:rPr>
-        <w:t xml:space="preserve">- Google PageSpeed Insights (GOOGLE_AI_KEY): configured / not configured</w:t>
-      </w:r>
-      <w:r>
-        <w:br/>
-      </w:r>
-      <w:r>
-        <w:rPr>
-          <w:rStyle w:val="VerbatimChar"/>
-        </w:rPr>
-        <w:t xml:space="preserve">- Screaming Frog CLI (local): configured / not configured</w:t>
-      </w:r>
-      <w:r>
-        <w:br/>
-      </w:r>
-      <w:r>
-        <w:br/>
-      </w:r>
-      <w:r>
-        <w:rPr>
-          <w:rStyle w:val="VerbatimChar"/>
-        </w:rPr>
-        <w:t xml:space="preserve">Internal tools (your brand's own data)</w:t>
-      </w:r>
-      <w:r>
-        <w:br/>
-      </w:r>
-      <w:r>
-        <w:rPr>
-          <w:rStyle w:val="VerbatimChar"/>
-        </w:rPr>
-        <w:t xml:space="preserve">- Google Search Console: configured / not configured</w:t>
-      </w:r>
-      <w:r>
-        <w:br/>
-      </w:r>
-      <w:r>
-        <w:rPr>
-          <w:rStyle w:val="VerbatimChar"/>
-        </w:rPr>
-        <w:t xml:space="preserve">- Google Analytics 4: configured / not configured</w:t>
-      </w:r>
-      <w:r>
-        <w:br/>
-      </w:r>
-      <w:r>
-        <w:rPr>
-          <w:rStyle w:val="VerbatimChar"/>
-        </w:rPr>
-        <w:t xml:space="preserve">- Shopify Admin: configured / not configured</w:t>
-      </w:r>
-      <w:r>
-        <w:br/>
-      </w:r>
-      <w:r>
-        <w:rPr>
-          <w:rStyle w:val="VerbatimChar"/>
-        </w:rPr>
-        <w:t xml:space="preserve">- Microsoft Clarity: configured / not configured</w:t>
-      </w:r>
-      <w:r>
-        <w:br/>
-      </w:r>
-      <w:r>
-        <w:rPr>
-          <w:rStyle w:val="VerbatimChar"/>
-        </w:rPr>
-        <w:t xml:space="preserve">- Google Merchant Center: configured / not configured</w:t>
-      </w:r>
-    </w:p>
-    <w:p>
-      <w:pPr>
-        <w:pStyle w:val="FirstParagraph"/>
-      </w:pPr>
-      <w:r>
-        <w:t xml:space="preserve">For each internal tool flagged</w:t>
-      </w:r>
-      <w:r>
-        <w:t xml:space="preserve"> </w:t>
-      </w:r>
-      <w:r>
-        <w:t xml:space="preserve">“not configured”</w:t>
-      </w:r>
-      <w:r>
-        <w:t xml:space="preserve">, the corresponding section of the report will stub out with a</w:t>
-      </w:r>
-      <w:r>
-        <w:t xml:space="preserve"> </w:t>
-      </w:r>
-      <w:r>
-        <w:t xml:space="preserve">“grant access to populate”</w:t>
-      </w:r>
-      <w:r>
-        <w:t xml:space="preserve"> </w:t>
-      </w:r>
-      <w:r>
-        <w:t xml:space="preserve">note. That is expected behaviour. Missing tools become access-grant items in the final report’s checklist.</w:t>
-      </w:r>
-    </w:p>
-    <w:bookmarkStart w:id="56" w:name="X18da62ca67897300d7a2a209f6df0efe4f6e13d"/>
-    <w:p>
-      <w:pPr>
-        <w:pStyle w:val="Heading3"/>
-      </w:pPr>
-      <w:r>
-        <w:t xml:space="preserve">Offer setup instructions for missing tools</w:t>
-      </w:r>
-    </w:p>
-    <w:p>
-      <w:pPr>
-        <w:pStyle w:val="FirstParagraph"/>
-      </w:pPr>
-      <w:r>
-        <w:t xml:space="preserve">After printing the inventory, go through each tool flagged</w:t>
-      </w:r>
-      <w:r>
-        <w:t xml:space="preserve"> </w:t>
-      </w:r>
-      <w:r>
-        <w:t xml:space="preserve">“not configured”</w:t>
-      </w:r>
-      <w:r>
-        <w:t xml:space="preserve"> </w:t>
-      </w:r>
-      <w:r>
-        <w:t xml:space="preserve">(External and Internal both). For each one, ask the user:</w:t>
-      </w:r>
-    </w:p>
-    <w:p>
-      <w:pPr>
-        <w:pStyle w:val="BlockText"/>
-      </w:pPr>
-      <w:r>
-        <w:t xml:space="preserve">“</w:t>
-      </w:r>
-      <w:r>
-        <w:rPr>
-          <w:rStyle w:val="VerbatimChar"/>
-        </w:rPr>
-        <w:t xml:space="preserve">{Tool}</w:t>
-      </w:r>
-      <w:r>
-        <w:t xml:space="preserve"> </w:t>
-      </w:r>
-      <w:r>
-        <w:t xml:space="preserve">is not configured. Want me to look up the current sign-up steps and API-key retrieval flow, so you can wire it in and we can populate more of the audit? Answer</w:t>
-      </w:r>
-      <w:r>
-        <w:t xml:space="preserve"> </w:t>
-      </w:r>
-      <w:r>
-        <w:rPr>
-          <w:rStyle w:val="VerbatimChar"/>
-        </w:rPr>
-        <w:t xml:space="preserve">yes</w:t>
-      </w:r>
-      <w:r>
-        <w:t xml:space="preserve">,</w:t>
-      </w:r>
-      <w:r>
-        <w:t xml:space="preserve"> </w:t>
-      </w:r>
-      <w:r>
-        <w:rPr>
-          <w:rStyle w:val="VerbatimChar"/>
-        </w:rPr>
-        <w:t xml:space="preserve">no</w:t>
-      </w:r>
-      <w:r>
-        <w:t xml:space="preserve">, or</w:t>
-      </w:r>
-      <w:r>
-        <w:t xml:space="preserve"> </w:t>
-      </w:r>
-      <w:r>
-        <w:rPr>
-          <w:rStyle w:val="VerbatimChar"/>
-        </w:rPr>
-        <w:t xml:space="preserve">skip all</w:t>
-      </w:r>
-      <w:r>
-        <w:t xml:space="preserve">.”</w:t>
-      </w:r>
-    </w:p>
-    <w:p>
-      <w:pPr>
-        <w:pStyle w:val="FirstParagraph"/>
-      </w:pPr>
-      <w:r>
-        <w:t xml:space="preserve">If the user answers</w:t>
-      </w:r>
-      <w:r>
-        <w:t xml:space="preserve"> </w:t>
-      </w:r>
-      <w:r>
-        <w:rPr>
-          <w:rStyle w:val="VerbatimChar"/>
-        </w:rPr>
-        <w:t xml:space="preserve">yes</w:t>
-      </w:r>
-      <w:r>
-        <w:t xml:space="preserve">, use WebSearch and WebFetch to pull the current sign-up flow for that specific tool (pricing tiers, free-tier availability, where the API key lives in the account settings, and the exact</w:t>
-      </w:r>
-      <w:r>
-        <w:t xml:space="preserve"> </w:t>
-      </w:r>
-      <w:r>
-        <w:rPr>
-          <w:rStyle w:val="VerbatimChar"/>
-        </w:rPr>
-        <w:t xml:space="preserve">.env</w:t>
-      </w:r>
-      <w:r>
-        <w:t xml:space="preserve"> </w:t>
-      </w:r>
-      <w:r>
-        <w:t xml:space="preserve">variable name this playbook expects). Produce step-by-step instructions the user can follow in ~5 minutes. Include a one-line estimate of credit cost for a typical audit run where known.</w:t>
-      </w:r>
-    </w:p>
-    <w:p>
-      <w:pPr>
-        <w:pStyle w:val="BodyText"/>
-      </w:pPr>
-      <w:r>
-        <w:t xml:space="preserve">If the user answers</w:t>
-      </w:r>
-      <w:r>
-        <w:t xml:space="preserve"> </w:t>
-      </w:r>
-      <w:r>
-        <w:rPr>
-          <w:rStyle w:val="VerbatimChar"/>
-        </w:rPr>
-        <w:t xml:space="preserve">no</w:t>
-      </w:r>
-      <w:r>
-        <w:t xml:space="preserve"> </w:t>
-      </w:r>
-      <w:r>
-        <w:t xml:space="preserve">for a specific tool, skip that one and ask about the next missing tool.</w:t>
-      </w:r>
-    </w:p>
-    <w:p>
-      <w:pPr>
-        <w:pStyle w:val="BodyText"/>
-      </w:pPr>
-      <w:r>
-        <w:t xml:space="preserve">If the user answers</w:t>
-      </w:r>
-      <w:r>
-        <w:t xml:space="preserve"> </w:t>
-      </w:r>
-      <w:r>
-        <w:rPr>
-          <w:rStyle w:val="VerbatimChar"/>
-        </w:rPr>
-        <w:t xml:space="preserve">skip all</w:t>
-      </w:r>
-      <w:r>
-        <w:t xml:space="preserve"> </w:t>
-      </w:r>
-      <w:r>
-        <w:t xml:space="preserve">at any point, stop offering and proceed to Step 3.</w:t>
-      </w:r>
-    </w:p>
-    <w:p>
-      <w:pPr>
-        <w:pStyle w:val="BodyText"/>
-      </w:pPr>
-      <w:r>
-        <w:t xml:space="preserve">After the user adds any new credentials to</w:t>
-      </w:r>
-      <w:r>
-        <w:t xml:space="preserve"> </w:t>
-      </w:r>
-      <w:r>
-        <w:rPr>
-          <w:rStyle w:val="VerbatimChar"/>
-        </w:rPr>
-        <w:t xml:space="preserve">.env</w:t>
-      </w:r>
-      <w:r>
-        <w:t xml:space="preserve">, reprint the updated credential inventory before continuing. Confirm the new tool is now flagged</w:t>
-      </w:r>
-      <w:r>
-        <w:t xml:space="preserve"> </w:t>
-      </w:r>
-      <w:r>
-        <w:t xml:space="preserve">“configured”</w:t>
-      </w:r>
-      <w:r>
-        <w:t xml:space="preserve">.</w:t>
-      </w:r>
-    </w:p>
-    <w:p>
-      <w:pPr>
-        <w:pStyle w:val="BodyText"/>
-      </w:pPr>
-      <w:r>
-        <w:t xml:space="preserve">Never hardcode sign-up URLs or pricing numbers from memory. Pull fresh from the web every time.</w:t>
-      </w:r>
-    </w:p>
-    <w:p>
-      <w:r>
-        <w:pict>
-          <v:rect style="width:0;height:1.5pt" o:hralign="center" o:hrstd="t" o:hr="t"/>
-        </w:pict>
-      </w:r>
-    </w:p>
-    <w:bookmarkEnd w:id="56"/>
-    <w:bookmarkEnd w:id="57"/>
-    <w:bookmarkStart w:id="58" w:name="step-3.-detect-path-and-mode"/>
-    <w:p>
-      <w:pPr>
-        <w:pStyle w:val="Heading2"/>
-      </w:pPr>
+        <w:rPr>
+          <w:rStyle w:val="SectionNumber"/>
+        </w:rPr>
+        <w:t xml:space="preserve">1.15</w:t>
+      </w:r>
+      <w:r>
+        <w:tab/>
+      </w:r>
       <w:r>
         <w:t xml:space="preserve">Step 3. Detect path and mode</w:t>
       </w:r>
@@ -6551,13 +5381,22 @@
         </w:pict>
       </w:r>
     </w:p>
-    <w:bookmarkEnd w:id="58"/>
-    <w:bookmarkStart w:id="59" w:name="Xf7b1b08636b45b9d4b628bdaa0ab1efb251a4dc"/>
+    <w:bookmarkEnd w:id="43"/>
+    <w:bookmarkStart w:id="44" w:name="Xf7b1b08636b45b9d4b628bdaa0ab1efb251a4dc"/>
     <w:p>
       <w:pPr>
         <w:pStyle w:val="Heading2"/>
       </w:pPr>
       <w:r>
+        <w:rPr>
+          <w:rStyle w:val="SectionNumber"/>
+        </w:rPr>
+        <w:t xml:space="preserve">1.16</w:t>
+      </w:r>
+      <w:r>
+        <w:tab/>
+      </w:r>
+      <w:r>
         <w:t xml:space="preserve">Step 4. Section 1. Crawlability and indexation</w:t>
       </w:r>
     </w:p>
@@ -6574,7 +5413,7 @@
         <w:pStyle w:val="Compact"/>
         <w:numPr>
           <w:ilvl w:val="0"/>
-          <w:numId w:val="1034"/>
+          <w:numId w:val="1021"/>
         </w:numPr>
       </w:pPr>
       <w:r>
@@ -6595,7 +5434,7 @@
         <w:pStyle w:val="Compact"/>
         <w:numPr>
           <w:ilvl w:val="0"/>
-          <w:numId w:val="1034"/>
+          <w:numId w:val="1021"/>
         </w:numPr>
       </w:pPr>
       <w:r>
@@ -6625,7 +5464,7 @@
         <w:pStyle w:val="Compact"/>
         <w:numPr>
           <w:ilvl w:val="0"/>
-          <w:numId w:val="1034"/>
+          <w:numId w:val="1021"/>
         </w:numPr>
       </w:pPr>
       <w:r>
@@ -6658,7 +5497,7 @@
         <w:pStyle w:val="Compact"/>
         <w:numPr>
           <w:ilvl w:val="0"/>
-          <w:numId w:val="1034"/>
+          <w:numId w:val="1021"/>
         </w:numPr>
       </w:pPr>
       <w:r>
@@ -6703,7 +5542,7 @@
         <w:pStyle w:val="Compact"/>
         <w:numPr>
           <w:ilvl w:val="0"/>
-          <w:numId w:val="1034"/>
+          <w:numId w:val="1021"/>
         </w:numPr>
       </w:pPr>
       <w:r>
@@ -6724,7 +5563,7 @@
         <w:pStyle w:val="Compact"/>
         <w:numPr>
           <w:ilvl w:val="0"/>
-          <w:numId w:val="1034"/>
+          <w:numId w:val="1021"/>
         </w:numPr>
       </w:pPr>
       <w:r>
@@ -6745,7 +5584,7 @@
         <w:pStyle w:val="Compact"/>
         <w:numPr>
           <w:ilvl w:val="0"/>
-          <w:numId w:val="1034"/>
+          <w:numId w:val="1021"/>
         </w:numPr>
       </w:pPr>
       <w:r>
@@ -6766,7 +5605,7 @@
         <w:pStyle w:val="Compact"/>
         <w:numPr>
           <w:ilvl w:val="0"/>
-          <w:numId w:val="1034"/>
+          <w:numId w:val="1021"/>
         </w:numPr>
       </w:pPr>
       <w:r>
@@ -6802,7 +5641,7 @@
         <w:pStyle w:val="Compact"/>
         <w:numPr>
           <w:ilvl w:val="0"/>
-          <w:numId w:val="1034"/>
+          <w:numId w:val="1021"/>
         </w:numPr>
       </w:pPr>
       <w:r>
@@ -6841,13 +5680,22 @@
         <w:t xml:space="preserve">Output: a coverage scorecard, a ranked list of indexation blockers, and a short list of orphan or near-orphan pages worth reconnecting.</w:t>
       </w:r>
     </w:p>
-    <w:bookmarkEnd w:id="59"/>
-    <w:bookmarkStart w:id="60" w:name="step-5.-section-2.-technical-foundations"/>
+    <w:bookmarkEnd w:id="44"/>
+    <w:bookmarkStart w:id="45" w:name="step-5.-section-2.-technical-foundations"/>
     <w:p>
       <w:pPr>
         <w:pStyle w:val="Heading2"/>
       </w:pPr>
       <w:r>
+        <w:rPr>
+          <w:rStyle w:val="SectionNumber"/>
+        </w:rPr>
+        <w:t xml:space="preserve">1.17</w:t>
+      </w:r>
+      <w:r>
+        <w:tab/>
+      </w:r>
+      <w:r>
         <w:t xml:space="preserve">Step 5. Section 2. Technical foundations</w:t>
       </w:r>
     </w:p>
@@ -6856,7 +5704,7 @@
         <w:pStyle w:val="Compact"/>
         <w:numPr>
           <w:ilvl w:val="0"/>
-          <w:numId w:val="1035"/>
+          <w:numId w:val="1022"/>
         </w:numPr>
       </w:pPr>
       <w:r>
@@ -6877,7 +5725,7 @@
         <w:pStyle w:val="Compact"/>
         <w:numPr>
           <w:ilvl w:val="0"/>
-          <w:numId w:val="1035"/>
+          <w:numId w:val="1022"/>
         </w:numPr>
       </w:pPr>
       <w:r>
@@ -6898,7 +5746,7 @@
         <w:pStyle w:val="Compact"/>
         <w:numPr>
           <w:ilvl w:val="0"/>
-          <w:numId w:val="1035"/>
+          <w:numId w:val="1022"/>
         </w:numPr>
       </w:pPr>
       <w:r>
@@ -6919,7 +5767,7 @@
         <w:pStyle w:val="Compact"/>
         <w:numPr>
           <w:ilvl w:val="0"/>
-          <w:numId w:val="1035"/>
+          <w:numId w:val="1022"/>
         </w:numPr>
       </w:pPr>
       <w:r>
@@ -6940,7 +5788,7 @@
         <w:pStyle w:val="Compact"/>
         <w:numPr>
           <w:ilvl w:val="0"/>
-          <w:numId w:val="1035"/>
+          <w:numId w:val="1022"/>
         </w:numPr>
       </w:pPr>
       <w:r>
@@ -6961,7 +5809,7 @@
         <w:pStyle w:val="Compact"/>
         <w:numPr>
           <w:ilvl w:val="0"/>
-          <w:numId w:val="1035"/>
+          <w:numId w:val="1022"/>
         </w:numPr>
       </w:pPr>
       <w:r>
@@ -6982,7 +5830,7 @@
         <w:pStyle w:val="Compact"/>
         <w:numPr>
           <w:ilvl w:val="0"/>
-          <w:numId w:val="1035"/>
+          <w:numId w:val="1022"/>
         </w:numPr>
       </w:pPr>
       <w:r>
@@ -7036,13 +5884,22 @@
         <w:t xml:space="preserve">Output: Core Web Vitals template table, schema coverage matrix, ranked template-level fixes.</w:t>
       </w:r>
     </w:p>
-    <w:bookmarkEnd w:id="60"/>
-    <w:bookmarkStart w:id="61" w:name="step-6.-section-3.-on-page-seo"/>
+    <w:bookmarkEnd w:id="45"/>
+    <w:bookmarkStart w:id="46" w:name="step-6.-section-3.-on-page-seo"/>
     <w:p>
       <w:pPr>
         <w:pStyle w:val="Heading2"/>
       </w:pPr>
       <w:r>
+        <w:rPr>
+          <w:rStyle w:val="SectionNumber"/>
+        </w:rPr>
+        <w:t xml:space="preserve">1.18</w:t>
+      </w:r>
+      <w:r>
+        <w:tab/>
+      </w:r>
+      <w:r>
         <w:t xml:space="preserve">Step 6. Section 3. On-page SEO</w:t>
       </w:r>
     </w:p>
@@ -7051,7 +5908,7 @@
         <w:pStyle w:val="Compact"/>
         <w:numPr>
           <w:ilvl w:val="0"/>
-          <w:numId w:val="1036"/>
+          <w:numId w:val="1023"/>
         </w:numPr>
       </w:pPr>
       <w:r>
@@ -7072,7 +5929,7 @@
         <w:pStyle w:val="Compact"/>
         <w:numPr>
           <w:ilvl w:val="0"/>
-          <w:numId w:val="1036"/>
+          <w:numId w:val="1023"/>
         </w:numPr>
       </w:pPr>
       <w:r>
@@ -7093,7 +5950,7 @@
         <w:pStyle w:val="Compact"/>
         <w:numPr>
           <w:ilvl w:val="0"/>
-          <w:numId w:val="1036"/>
+          <w:numId w:val="1023"/>
         </w:numPr>
       </w:pPr>
       <w:r>
@@ -7114,7 +5971,7 @@
         <w:pStyle w:val="Compact"/>
         <w:numPr>
           <w:ilvl w:val="0"/>
-          <w:numId w:val="1036"/>
+          <w:numId w:val="1023"/>
         </w:numPr>
       </w:pPr>
       <w:r>
@@ -7135,7 +5992,7 @@
         <w:pStyle w:val="Compact"/>
         <w:numPr>
           <w:ilvl w:val="0"/>
-          <w:numId w:val="1036"/>
+          <w:numId w:val="1023"/>
         </w:numPr>
       </w:pPr>
       <w:r>
@@ -7156,7 +6013,7 @@
         <w:pStyle w:val="Compact"/>
         <w:numPr>
           <w:ilvl w:val="0"/>
-          <w:numId w:val="1036"/>
+          <w:numId w:val="1023"/>
         </w:numPr>
       </w:pPr>
       <w:r>
@@ -7177,7 +6034,7 @@
         <w:pStyle w:val="Compact"/>
         <w:numPr>
           <w:ilvl w:val="0"/>
-          <w:numId w:val="1036"/>
+          <w:numId w:val="1023"/>
         </w:numPr>
       </w:pPr>
       <w:r>
@@ -7198,7 +6055,7 @@
         <w:pStyle w:val="Compact"/>
         <w:numPr>
           <w:ilvl w:val="0"/>
-          <w:numId w:val="1036"/>
+          <w:numId w:val="1023"/>
         </w:numPr>
       </w:pPr>
       <w:r>
@@ -7222,13 +6079,22 @@
         <w:t xml:space="preserve">Output: a prioritised on-page fixes list.</w:t>
       </w:r>
     </w:p>
-    <w:bookmarkEnd w:id="61"/>
-    <w:bookmarkStart w:id="62" w:name="X2e8cba670a5738f399ce2ce7fe4cd7939673a37"/>
+    <w:bookmarkEnd w:id="46"/>
+    <w:bookmarkStart w:id="47" w:name="X2e8cba670a5738f399ce2ce7fe4cd7939673a37"/>
     <w:p>
       <w:pPr>
         <w:pStyle w:val="Heading2"/>
       </w:pPr>
       <w:r>
+        <w:rPr>
+          <w:rStyle w:val="SectionNumber"/>
+        </w:rPr>
+        <w:t xml:space="preserve">1.19</w:t>
+      </w:r>
+      <w:r>
+        <w:tab/>
+      </w:r>
+      <w:r>
         <w:t xml:space="preserve">Step 7. Section 4. Content quality and topical authority</w:t>
       </w:r>
     </w:p>
@@ -7237,7 +6103,7 @@
         <w:pStyle w:val="Compact"/>
         <w:numPr>
           <w:ilvl w:val="0"/>
-          <w:numId w:val="1037"/>
+          <w:numId w:val="1024"/>
         </w:numPr>
       </w:pPr>
       <w:r>
@@ -7258,7 +6124,7 @@
         <w:pStyle w:val="Compact"/>
         <w:numPr>
           <w:ilvl w:val="0"/>
-          <w:numId w:val="1037"/>
+          <w:numId w:val="1024"/>
         </w:numPr>
       </w:pPr>
       <w:r>
@@ -7279,7 +6145,7 @@
         <w:pStyle w:val="Compact"/>
         <w:numPr>
           <w:ilvl w:val="0"/>
-          <w:numId w:val="1037"/>
+          <w:numId w:val="1024"/>
         </w:numPr>
       </w:pPr>
       <w:r>
@@ -7300,7 +6166,7 @@
         <w:pStyle w:val="Compact"/>
         <w:numPr>
           <w:ilvl w:val="0"/>
-          <w:numId w:val="1037"/>
+          <w:numId w:val="1024"/>
         </w:numPr>
       </w:pPr>
       <w:r>
@@ -7321,7 +6187,7 @@
         <w:pStyle w:val="Compact"/>
         <w:numPr>
           <w:ilvl w:val="0"/>
-          <w:numId w:val="1037"/>
+          <w:numId w:val="1024"/>
         </w:numPr>
       </w:pPr>
       <w:r>
@@ -7342,7 +6208,7 @@
         <w:pStyle w:val="Compact"/>
         <w:numPr>
           <w:ilvl w:val="0"/>
-          <w:numId w:val="1037"/>
+          <w:numId w:val="1024"/>
         </w:numPr>
       </w:pPr>
       <w:r>
@@ -7366,13 +6232,22 @@
         <w:t xml:space="preserve">Output: topical-authority heat map, merge-or-expand list.</w:t>
       </w:r>
     </w:p>
-    <w:bookmarkEnd w:id="62"/>
-    <w:bookmarkStart w:id="63" w:name="Xacea25117c15c402c528733b05fa0ac954cca06"/>
+    <w:bookmarkEnd w:id="47"/>
+    <w:bookmarkStart w:id="48" w:name="Xacea25117c15c402c528733b05fa0ac954cca06"/>
     <w:p>
       <w:pPr>
         <w:pStyle w:val="Heading2"/>
       </w:pPr>
       <w:r>
+        <w:rPr>
+          <w:rStyle w:val="SectionNumber"/>
+        </w:rPr>
+        <w:t xml:space="preserve">1.20</w:t>
+      </w:r>
+      <w:r>
+        <w:tab/>
+      </w:r>
+      <w:r>
         <w:t xml:space="preserve">Step 8. Section 5. Keyword footprint and content gaps</w:t>
       </w:r>
     </w:p>
@@ -7381,7 +6256,7 @@
         <w:pStyle w:val="Compact"/>
         <w:numPr>
           <w:ilvl w:val="0"/>
-          <w:numId w:val="1038"/>
+          <w:numId w:val="1025"/>
         </w:numPr>
       </w:pPr>
       <w:r>
@@ -7402,7 +6277,7 @@
         <w:pStyle w:val="Compact"/>
         <w:numPr>
           <w:ilvl w:val="0"/>
-          <w:numId w:val="1038"/>
+          <w:numId w:val="1025"/>
         </w:numPr>
       </w:pPr>
       <w:r>
@@ -7423,7 +6298,7 @@
         <w:pStyle w:val="Compact"/>
         <w:numPr>
           <w:ilvl w:val="0"/>
-          <w:numId w:val="1038"/>
+          <w:numId w:val="1025"/>
         </w:numPr>
       </w:pPr>
       <w:r>
@@ -7444,7 +6319,7 @@
         <w:pStyle w:val="Compact"/>
         <w:numPr>
           <w:ilvl w:val="0"/>
-          <w:numId w:val="1038"/>
+          <w:numId w:val="1025"/>
         </w:numPr>
       </w:pPr>
       <w:r>
@@ -7540,7 +6415,7 @@
         <w:pStyle w:val="Compact"/>
         <w:numPr>
           <w:ilvl w:val="0"/>
-          <w:numId w:val="1038"/>
+          <w:numId w:val="1025"/>
         </w:numPr>
       </w:pPr>
       <w:r>
@@ -7561,7 +6436,7 @@
         <w:pStyle w:val="Compact"/>
         <w:numPr>
           <w:ilvl w:val="0"/>
-          <w:numId w:val="1038"/>
+          <w:numId w:val="1025"/>
         </w:numPr>
       </w:pPr>
       <w:r>
@@ -7582,7 +6457,7 @@
         <w:pStyle w:val="Compact"/>
         <w:numPr>
           <w:ilvl w:val="0"/>
-          <w:numId w:val="1038"/>
+          <w:numId w:val="1025"/>
         </w:numPr>
       </w:pPr>
       <w:r>
@@ -7600,19 +6475,304 @@
     </w:p>
     <w:p>
       <w:pPr>
+        <w:pStyle w:val="Compact"/>
+        <w:numPr>
+          <w:ilvl w:val="0"/>
+          <w:numId w:val="1025"/>
+        </w:numPr>
+      </w:pPr>
+      <w:r>
+        <w:rPr>
+          <w:rStyle w:val="VerbatimChar"/>
+        </w:rPr>
+        <w:t xml:space="preserve">[E]</w:t>
+      </w:r>
+      <w:r>
+        <w:t xml:space="preserve"> </w:t>
+      </w:r>
+      <w:r>
+        <w:t xml:space="preserve">Industry keyword universe. After per-competitor gap CSVs are produced, union them into one deduped master dataset. Score each keyword:</w:t>
+      </w:r>
+      <w:r>
+        <w:t xml:space="preserve"> </w:t>
+      </w:r>
+      <w:r>
+        <w:rPr>
+          <w:rStyle w:val="VerbatimChar"/>
+        </w:rPr>
+        <w:t xml:space="preserve">opportunity = aggregate_volume × num_competitors_ranking × max(1, 101 - max_difficulty) × (1 if not brand_ranks else 0.3)</w:t>
+      </w:r>
+      <w:r>
+        <w:t xml:space="preserve">. The</w:t>
+      </w:r>
+      <w:r>
+        <w:t xml:space="preserve"> </w:t>
+      </w:r>
+      <w:r>
+        <w:rPr>
+          <w:rStyle w:val="VerbatimChar"/>
+        </w:rPr>
+        <w:t xml:space="preserve">(101 - max_difficulty)</w:t>
+      </w:r>
+      <w:r>
+        <w:t xml:space="preserve"> </w:t>
+      </w:r>
+      <w:r>
+        <w:t xml:space="preserve">factor keeps scores positive across DataForSEO’s 0-100 KD scale. Classify intent (informational / commercial / transactional / navigational). Cluster by head-term semantic similarity (6 to 12 clusters). Output</w:t>
+      </w:r>
+      <w:r>
+        <w:t xml:space="preserve"> </w:t>
+      </w:r>
+      <w:r>
+        <w:rPr>
+          <w:rStyle w:val="VerbatimChar"/>
+        </w:rPr>
+        <w:t xml:space="preserve">industry-keyword-universe.csv</w:t>
+      </w:r>
+      <w:r>
+        <w:t xml:space="preserve">. This artefact replaces per-competitor CSVs as the primary keyword deliverable.</w:t>
+      </w:r>
+    </w:p>
+    <w:p>
+      <w:pPr>
+        <w:pStyle w:val="Compact"/>
+        <w:numPr>
+          <w:ilvl w:val="0"/>
+          <w:numId w:val="1025"/>
+        </w:numPr>
+      </w:pPr>
+      <w:r>
+        <w:rPr>
+          <w:rStyle w:val="VerbatimChar"/>
+        </w:rPr>
+        <w:t xml:space="preserve">[E]</w:t>
+      </w:r>
+      <w:r>
+        <w:t xml:space="preserve"> </w:t>
+      </w:r>
+      <w:r>
+        <w:t xml:space="preserve">Page-map. For every cluster, check whether the brand has an existing URL ranking for the cluster’s head term. If yes and top-30, action is</w:t>
+      </w:r>
+      <w:r>
+        <w:t xml:space="preserve"> </w:t>
+      </w:r>
+      <w:r>
+        <w:rPr>
+          <w:rStyle w:val="VerbatimChar"/>
+        </w:rPr>
+        <w:t xml:space="preserve">expand</w:t>
+      </w:r>
+      <w:r>
+        <w:t xml:space="preserve">. If yes but below position 30, action is</w:t>
+      </w:r>
+      <w:r>
+        <w:t xml:space="preserve"> </w:t>
+      </w:r>
+      <w:r>
+        <w:rPr>
+          <w:rStyle w:val="VerbatimChar"/>
+        </w:rPr>
+        <w:t xml:space="preserve">rewrite</w:t>
+      </w:r>
+      <w:r>
+        <w:t xml:space="preserve">. If no, action is</w:t>
+      </w:r>
+      <w:r>
+        <w:t xml:space="preserve"> </w:t>
+      </w:r>
+      <w:r>
+        <w:rPr>
+          <w:rStyle w:val="VerbatimChar"/>
+        </w:rPr>
+        <w:t xml:space="preserve">build</w:t>
+      </w:r>
+      <w:r>
+        <w:t xml:space="preserve"> </w:t>
+      </w:r>
+      <w:r>
+        <w:t xml:space="preserve">(specify page type: pillar, comparison hub, FAQ, buying guide, category landing). Output</w:t>
+      </w:r>
+      <w:r>
+        <w:t xml:space="preserve"> </w:t>
+      </w:r>
+      <w:r>
+        <w:rPr>
+          <w:rStyle w:val="VerbatimChar"/>
+        </w:rPr>
+        <w:t xml:space="preserve">industry-clusters-page-map.md</w:t>
+      </w:r>
+      <w:r>
+        <w:t xml:space="preserve">.</w:t>
+      </w:r>
+    </w:p>
+    <w:p>
+      <w:pPr>
+        <w:pStyle w:val="Compact"/>
+        <w:numPr>
+          <w:ilvl w:val="0"/>
+          <w:numId w:val="1025"/>
+        </w:numPr>
+      </w:pPr>
+      <w:r>
+        <w:rPr>
+          <w:rStyle w:val="VerbatimChar"/>
+        </w:rPr>
+        <w:t xml:space="preserve">[E]</w:t>
+      </w:r>
+      <w:r>
+        <w:t xml:space="preserve"> </w:t>
+      </w:r>
+      <w:r>
+        <w:t xml:space="preserve">SERP-feature mining for the top 20 head-terms by opportunity score: Serper</w:t>
+      </w:r>
+      <w:r>
+        <w:t xml:space="preserve"> </w:t>
+      </w:r>
+      <w:r>
+        <w:rPr>
+          <w:rStyle w:val="VerbatimChar"/>
+        </w:rPr>
+        <w:t xml:space="preserve">/search</w:t>
+      </w:r>
+      <w:r>
+        <w:t xml:space="preserve"> </w:t>
+      </w:r>
+      <w:r>
+        <w:t xml:space="preserve">for PAA questions and related searches, Serper</w:t>
+      </w:r>
+      <w:r>
+        <w:t xml:space="preserve"> </w:t>
+      </w:r>
+      <w:r>
+        <w:rPr>
+          <w:rStyle w:val="VerbatimChar"/>
+        </w:rPr>
+        <w:t xml:space="preserve">/autocomplete</w:t>
+      </w:r>
+      <w:r>
+        <w:t xml:space="preserve"> </w:t>
+      </w:r>
+      <w:r>
+        <w:t xml:space="preserve">on</w:t>
+      </w:r>
+      <w:r>
+        <w:t xml:space="preserve"> </w:t>
+      </w:r>
+      <w:r>
+        <w:rPr>
+          <w:rStyle w:val="VerbatimChar"/>
+        </w:rPr>
+        <w:t xml:space="preserve">{head_term}</w:t>
+      </w:r>
+      <w:r>
+        <w:t xml:space="preserve">,</w:t>
+      </w:r>
+      <w:r>
+        <w:t xml:space="preserve"> </w:t>
+      </w:r>
+      <w:r>
+        <w:rPr>
+          <w:rStyle w:val="VerbatimChar"/>
+        </w:rPr>
+        <w:t xml:space="preserve">best {head_term}</w:t>
+      </w:r>
+      <w:r>
+        <w:t xml:space="preserve">,</w:t>
+      </w:r>
+      <w:r>
+        <w:t xml:space="preserve"> </w:t>
+      </w:r>
+      <w:r>
+        <w:rPr>
+          <w:rStyle w:val="VerbatimChar"/>
+        </w:rPr>
+        <w:t xml:space="preserve">how to {head_term}</w:t>
+      </w:r>
+      <w:r>
+        <w:t xml:space="preserve">. Collect into</w:t>
+      </w:r>
+      <w:r>
+        <w:t xml:space="preserve"> </w:t>
+      </w:r>
+      <w:r>
+        <w:rPr>
+          <w:rStyle w:val="VerbatimChar"/>
+        </w:rPr>
+        <w:t xml:space="preserve">serp-features-mined.csv</w:t>
+      </w:r>
+      <w:r>
+        <w:t xml:space="preserve">. Cluster the mined phrases, flag any phrase the brand’s current content does not address as FAQ-block or H3-section candidates.</w:t>
+      </w:r>
+    </w:p>
+    <w:p>
+      <w:pPr>
+        <w:pStyle w:val="Compact"/>
+        <w:numPr>
+          <w:ilvl w:val="0"/>
+          <w:numId w:val="1025"/>
+        </w:numPr>
+      </w:pPr>
+      <w:r>
+        <w:rPr>
+          <w:rStyle w:val="VerbatimChar"/>
+        </w:rPr>
+        <w:t xml:space="preserve">[E]</w:t>
+      </w:r>
+      <w:r>
+        <w:t xml:space="preserve"> </w:t>
+      </w:r>
+      <w:r>
+        <w:t xml:space="preserve">On-page-signal fallback when DataForSEO, Ahrefs, and Serper are all unavailable: WebFetch the brand’s and competitors’ homepages, top 10 nav links, top 5 collection pages, top 5 PDPs, and blog index. Extract titles, metas, H1/H2, URL slugs, schema, anchor text. Produce</w:t>
+      </w:r>
+      <w:r>
+        <w:t xml:space="preserve"> </w:t>
+      </w:r>
+      <w:r>
+        <w:rPr>
+          <w:rStyle w:val="VerbatimChar"/>
+        </w:rPr>
+        <w:t xml:space="preserve">fallback-onpage-signals.csv</w:t>
+      </w:r>
+      <w:r>
+        <w:t xml:space="preserve"> </w:t>
+      </w:r>
+      <w:r>
+        <w:t xml:space="preserve">per domain. Run 4C.5 consolidation on this reduced dataset, labelled</w:t>
+      </w:r>
+      <w:r>
+        <w:t xml:space="preserve"> </w:t>
+      </w:r>
+      <w:r>
+        <w:t xml:space="preserve">“on-page signals only, no ranking or volume data”</w:t>
+      </w:r>
+      <w:r>
+        <w:t xml:space="preserve">.</w:t>
+      </w:r>
+    </w:p>
+    <w:p>
+      <w:pPr>
         <w:pStyle w:val="FirstParagraph"/>
       </w:pPr>
       <w:r>
-        <w:t xml:space="preserve">Output: ranked opportunity list. Content-scoring rubric: Customer Impact 40%, Content-Market Fit 30%, Search Potential 20%, Resources 10%.</w:t>
-      </w:r>
-    </w:p>
-    <w:bookmarkEnd w:id="63"/>
-    <w:bookmarkStart w:id="64" w:name="step-9.-section-6.-aeo-and-ai-seo"/>
+        <w:t xml:space="preserve">Output: ranked opportunity list, industry keyword universe CSV, clusters page-map, SERP-features CSV. Content-scoring rubric: Customer Impact 40%, Content-Market Fit 30%, Search Potential 20%, Resources 10%.</w:t>
+      </w:r>
+    </w:p>
+    <w:bookmarkEnd w:id="48"/>
+    <w:bookmarkStart w:id="49" w:name="step-9.-section-6.-aeo-and-ai-seo"/>
     <w:p>
       <w:pPr>
         <w:pStyle w:val="Heading2"/>
       </w:pPr>
       <w:r>
+        <w:rPr>
+          <w:rStyle w:val="SectionNumber"/>
+        </w:rPr>
+        <w:t xml:space="preserve">1.21</w:t>
+      </w:r>
+      <w:r>
+        <w:tab/>
+      </w:r>
+      <w:r>
         <w:t xml:space="preserve">Step 9. Section 6. AEO and AI-SEO</w:t>
       </w:r>
     </w:p>
@@ -7621,7 +6781,7 @@
         <w:pStyle w:val="Compact"/>
         <w:numPr>
           <w:ilvl w:val="0"/>
-          <w:numId w:val="1039"/>
+          <w:numId w:val="1026"/>
         </w:numPr>
       </w:pPr>
       <w:r>
@@ -7657,7 +6817,7 @@
         <w:pStyle w:val="Compact"/>
         <w:numPr>
           <w:ilvl w:val="0"/>
-          <w:numId w:val="1039"/>
+          <w:numId w:val="1026"/>
         </w:numPr>
       </w:pPr>
       <w:r>
@@ -7678,7 +6838,7 @@
         <w:pStyle w:val="Compact"/>
         <w:numPr>
           <w:ilvl w:val="0"/>
-          <w:numId w:val="1039"/>
+          <w:numId w:val="1026"/>
         </w:numPr>
       </w:pPr>
       <w:r>
@@ -7699,7 +6859,7 @@
         <w:pStyle w:val="Compact"/>
         <w:numPr>
           <w:ilvl w:val="0"/>
-          <w:numId w:val="1039"/>
+          <w:numId w:val="1026"/>
         </w:numPr>
       </w:pPr>
       <w:r>
@@ -7720,7 +6880,7 @@
         <w:pStyle w:val="Compact"/>
         <w:numPr>
           <w:ilvl w:val="0"/>
-          <w:numId w:val="1039"/>
+          <w:numId w:val="1026"/>
         </w:numPr>
       </w:pPr>
       <w:r>
@@ -7741,7 +6901,7 @@
         <w:pStyle w:val="Compact"/>
         <w:numPr>
           <w:ilvl w:val="0"/>
-          <w:numId w:val="1039"/>
+          <w:numId w:val="1026"/>
         </w:numPr>
       </w:pPr>
       <w:r>
@@ -7807,7 +6967,7 @@
         <w:pStyle w:val="Compact"/>
         <w:numPr>
           <w:ilvl w:val="0"/>
-          <w:numId w:val="1039"/>
+          <w:numId w:val="1026"/>
         </w:numPr>
       </w:pPr>
       <w:r>
@@ -7825,19 +6985,64 @@
     </w:p>
     <w:p>
       <w:pPr>
+        <w:pStyle w:val="Compact"/>
+        <w:numPr>
+          <w:ilvl w:val="0"/>
+          <w:numId w:val="1026"/>
+        </w:numPr>
+      </w:pPr>
+      <w:r>
+        <w:rPr>
+          <w:rStyle w:val="VerbatimChar"/>
+        </w:rPr>
+        <w:t xml:space="preserve">[E]</w:t>
+      </w:r>
+      <w:r>
+        <w:t xml:space="preserve"> </w:t>
+      </w:r>
+      <w:r>
+        <w:t xml:space="preserve">PAA-driven extractable-answer backlog. Read</w:t>
+      </w:r>
+      <w:r>
+        <w:t xml:space="preserve"> </w:t>
+      </w:r>
+      <w:r>
+        <w:rPr>
+          <w:rStyle w:val="VerbatimChar"/>
+        </w:rPr>
+        <w:t xml:space="preserve">serp-features-mined.csv</w:t>
+      </w:r>
+      <w:r>
+        <w:t xml:space="preserve"> </w:t>
+      </w:r>
+      <w:r>
+        <w:t xml:space="preserve">from Section 5. For every PAA question the brand’s existing content does not already answer in a self-contained block, write an answer line for the content team: 50 to 75 words, plain-English, ready to paste into an FAQ block or H3 subhead. Prioritise by opportunity score of the parent head-term cluster.</w:t>
+      </w:r>
+    </w:p>
+    <w:p>
+      <w:pPr>
         <w:pStyle w:val="FirstParagraph"/>
       </w:pPr>
       <w:r>
-        <w:t xml:space="preserve">Output: AEO presence scorecard, whitespace map, ranked AEO content edit list.</w:t>
-      </w:r>
-    </w:p>
-    <w:bookmarkEnd w:id="64"/>
-    <w:bookmarkStart w:id="65" w:name="X6f9f1f7a6c4e099efb42eaf0d0c31f2cef15891"/>
+        <w:t xml:space="preserve">Output: AEO presence scorecard, whitespace map, ranked AEO content edit list, PAA answer backlog.</w:t>
+      </w:r>
+    </w:p>
+    <w:bookmarkEnd w:id="49"/>
+    <w:bookmarkStart w:id="50" w:name="X6f9f1f7a6c4e099efb42eaf0d0c31f2cef15891"/>
     <w:p>
       <w:pPr>
         <w:pStyle w:val="Heading2"/>
       </w:pPr>
       <w:r>
+        <w:rPr>
+          <w:rStyle w:val="SectionNumber"/>
+        </w:rPr>
+        <w:t xml:space="preserve">1.22</w:t>
+      </w:r>
+      <w:r>
+        <w:tab/>
+      </w:r>
+      <w:r>
         <w:t xml:space="preserve">Step 10. Section 7. Backlinks and domain authority</w:t>
       </w:r>
     </w:p>
@@ -7846,7 +7051,7 @@
         <w:pStyle w:val="Compact"/>
         <w:numPr>
           <w:ilvl w:val="0"/>
-          <w:numId w:val="1040"/>
+          <w:numId w:val="1027"/>
         </w:numPr>
       </w:pPr>
       <w:r>
@@ -7867,7 +7072,7 @@
         <w:pStyle w:val="Compact"/>
         <w:numPr>
           <w:ilvl w:val="0"/>
-          <w:numId w:val="1040"/>
+          <w:numId w:val="1027"/>
         </w:numPr>
       </w:pPr>
       <w:r>
@@ -7888,7 +7093,7 @@
         <w:pStyle w:val="Compact"/>
         <w:numPr>
           <w:ilvl w:val="0"/>
-          <w:numId w:val="1040"/>
+          <w:numId w:val="1027"/>
         </w:numPr>
       </w:pPr>
       <w:r>
@@ -7909,7 +7114,7 @@
         <w:pStyle w:val="Compact"/>
         <w:numPr>
           <w:ilvl w:val="0"/>
-          <w:numId w:val="1040"/>
+          <w:numId w:val="1027"/>
         </w:numPr>
       </w:pPr>
       <w:r>
@@ -7930,7 +7135,7 @@
         <w:pStyle w:val="Compact"/>
         <w:numPr>
           <w:ilvl w:val="0"/>
-          <w:numId w:val="1040"/>
+          <w:numId w:val="1027"/>
         </w:numPr>
       </w:pPr>
       <w:r>
@@ -7951,7 +7156,7 @@
         <w:pStyle w:val="Compact"/>
         <w:numPr>
           <w:ilvl w:val="0"/>
-          <w:numId w:val="1040"/>
+          <w:numId w:val="1027"/>
         </w:numPr>
       </w:pPr>
       <w:r>
@@ -7972,7 +7177,7 @@
         <w:pStyle w:val="Compact"/>
         <w:numPr>
           <w:ilvl w:val="0"/>
-          <w:numId w:val="1040"/>
+          <w:numId w:val="1027"/>
         </w:numPr>
       </w:pPr>
       <w:r>
@@ -7996,13 +7201,22 @@
         <w:t xml:space="preserve">Output: referring-domain scorecard, ranked reclaim list, 10-tier target list.</w:t>
       </w:r>
     </w:p>
-    <w:bookmarkEnd w:id="65"/>
-    <w:bookmarkStart w:id="68" w:name="X7a48a4b838264ca38883005dea33643b96468bd"/>
+    <w:bookmarkEnd w:id="50"/>
+    <w:bookmarkStart w:id="53" w:name="X7a48a4b838264ca38883005dea33643b96468bd"/>
     <w:p>
       <w:pPr>
         <w:pStyle w:val="Heading2"/>
       </w:pPr>
       <w:r>
+        <w:rPr>
+          <w:rStyle w:val="SectionNumber"/>
+        </w:rPr>
+        <w:t xml:space="preserve">1.23</w:t>
+      </w:r>
+      <w:r>
+        <w:tab/>
+      </w:r>
+      <w:r>
         <w:t xml:space="preserve">Step 11. Section 8. Local and ecommerce-specific</w:t>
       </w:r>
     </w:p>
@@ -8014,12 +7228,21 @@
         <w:t xml:space="preserve">Runs for ecommerce brands (Shopify, WooCommerce, Hydrogen). Service / B2B brands substitute Local SEO or skip.</w:t>
       </w:r>
     </w:p>
-    <w:bookmarkStart w:id="66" w:name="ecommerce"/>
+    <w:bookmarkStart w:id="51" w:name="ecommerce"/>
     <w:p>
       <w:pPr>
         <w:pStyle w:val="Heading3"/>
       </w:pPr>
       <w:r>
+        <w:rPr>
+          <w:rStyle w:val="SectionNumber"/>
+        </w:rPr>
+        <w:t xml:space="preserve">1.23.1</w:t>
+      </w:r>
+      <w:r>
+        <w:tab/>
+      </w:r>
+      <w:r>
         <w:t xml:space="preserve">Ecommerce</w:t>
       </w:r>
     </w:p>
@@ -8028,7 +7251,7 @@
         <w:pStyle w:val="Compact"/>
         <w:numPr>
           <w:ilvl w:val="0"/>
-          <w:numId w:val="1041"/>
+          <w:numId w:val="1028"/>
         </w:numPr>
       </w:pPr>
       <w:r>
@@ -8049,7 +7272,7 @@
         <w:pStyle w:val="Compact"/>
         <w:numPr>
           <w:ilvl w:val="0"/>
-          <w:numId w:val="1041"/>
+          <w:numId w:val="1028"/>
         </w:numPr>
       </w:pPr>
       <w:r>
@@ -8085,7 +7308,7 @@
         <w:pStyle w:val="Compact"/>
         <w:numPr>
           <w:ilvl w:val="0"/>
-          <w:numId w:val="1041"/>
+          <w:numId w:val="1028"/>
         </w:numPr>
       </w:pPr>
       <w:r>
@@ -8106,7 +7329,7 @@
         <w:pStyle w:val="Compact"/>
         <w:numPr>
           <w:ilvl w:val="0"/>
-          <w:numId w:val="1041"/>
+          <w:numId w:val="1028"/>
         </w:numPr>
       </w:pPr>
       <w:r>
@@ -8127,7 +7350,7 @@
         <w:pStyle w:val="Compact"/>
         <w:numPr>
           <w:ilvl w:val="0"/>
-          <w:numId w:val="1041"/>
+          <w:numId w:val="1028"/>
         </w:numPr>
       </w:pPr>
       <w:r>
@@ -8143,13 +7366,22 @@
         <w:t xml:space="preserve">Shopify: sales-channel activation, metafield consistency.</w:t>
       </w:r>
     </w:p>
-    <w:bookmarkEnd w:id="66"/>
-    <w:bookmarkStart w:id="67" w:name="local-alternative"/>
+    <w:bookmarkEnd w:id="51"/>
+    <w:bookmarkStart w:id="52" w:name="local-alternative"/>
     <w:p>
       <w:pPr>
         <w:pStyle w:val="Heading3"/>
       </w:pPr>
       <w:r>
+        <w:rPr>
+          <w:rStyle w:val="SectionNumber"/>
+        </w:rPr>
+        <w:t xml:space="preserve">1.23.2</w:t>
+      </w:r>
+      <w:r>
+        <w:tab/>
+      </w:r>
+      <w:r>
         <w:t xml:space="preserve">Local (alternative)</w:t>
       </w:r>
     </w:p>
@@ -8158,7 +7390,7 @@
         <w:pStyle w:val="Compact"/>
         <w:numPr>
           <w:ilvl w:val="0"/>
-          <w:numId w:val="1042"/>
+          <w:numId w:val="1029"/>
         </w:numPr>
       </w:pPr>
       <w:r>
@@ -8179,7 +7411,7 @@
         <w:pStyle w:val="Compact"/>
         <w:numPr>
           <w:ilvl w:val="0"/>
-          <w:numId w:val="1042"/>
+          <w:numId w:val="1029"/>
         </w:numPr>
       </w:pPr>
       <w:r>
@@ -8200,7 +7432,7 @@
         <w:pStyle w:val="Compact"/>
         <w:numPr>
           <w:ilvl w:val="0"/>
-          <w:numId w:val="1042"/>
+          <w:numId w:val="1029"/>
         </w:numPr>
       </w:pPr>
       <w:r>
@@ -8224,14 +7456,23 @@
         <w:t xml:space="preserve">Output: product-schema scorecard, feed-health scorecard, top 5 catalog-structure fixes.</w:t>
       </w:r>
     </w:p>
-    <w:bookmarkEnd w:id="67"/>
-    <w:bookmarkEnd w:id="68"/>
-    <w:bookmarkStart w:id="69" w:name="X600499c3a748fe847eee482146ad74235e48446"/>
+    <w:bookmarkEnd w:id="52"/>
+    <w:bookmarkEnd w:id="53"/>
+    <w:bookmarkStart w:id="54" w:name="X600499c3a748fe847eee482146ad74235e48446"/>
     <w:p>
       <w:pPr>
         <w:pStyle w:val="Heading2"/>
       </w:pPr>
       <w:r>
+        <w:rPr>
+          <w:rStyle w:val="SectionNumber"/>
+        </w:rPr>
+        <w:t xml:space="preserve">1.24</w:t>
+      </w:r>
+      <w:r>
+        <w:tab/>
+      </w:r>
+      <w:r>
         <w:t xml:space="preserve">Step 12. Section 9. Prioritised Action Items</w:t>
       </w:r>
     </w:p>
@@ -8248,7 +7489,7 @@
         <w:pStyle w:val="Compact"/>
         <w:numPr>
           <w:ilvl w:val="0"/>
-          <w:numId w:val="1043"/>
+          <w:numId w:val="1030"/>
         </w:numPr>
       </w:pPr>
       <w:r>
@@ -8260,7 +7501,7 @@
         <w:pStyle w:val="Compact"/>
         <w:numPr>
           <w:ilvl w:val="0"/>
-          <w:numId w:val="1043"/>
+          <w:numId w:val="1030"/>
         </w:numPr>
       </w:pPr>
       <w:r>
@@ -8272,7 +7513,7 @@
         <w:pStyle w:val="Compact"/>
         <w:numPr>
           <w:ilvl w:val="0"/>
-          <w:numId w:val="1043"/>
+          <w:numId w:val="1030"/>
         </w:numPr>
       </w:pPr>
       <w:r>
@@ -8292,7 +7533,7 @@
         <w:pStyle w:val="Compact"/>
         <w:numPr>
           <w:ilvl w:val="0"/>
-          <w:numId w:val="1044"/>
+          <w:numId w:val="1031"/>
         </w:numPr>
       </w:pPr>
       <w:r>
@@ -8314,7 +7555,7 @@
         <w:pStyle w:val="Compact"/>
         <w:numPr>
           <w:ilvl w:val="0"/>
-          <w:numId w:val="1044"/>
+          <w:numId w:val="1031"/>
         </w:numPr>
       </w:pPr>
       <w:r>
@@ -8336,7 +7577,7 @@
         <w:pStyle w:val="Compact"/>
         <w:numPr>
           <w:ilvl w:val="0"/>
-          <w:numId w:val="1044"/>
+          <w:numId w:val="1031"/>
         </w:numPr>
       </w:pPr>
       <w:r>
@@ -8393,7 +7634,7 @@
         <w:pStyle w:val="Compact"/>
         <w:numPr>
           <w:ilvl w:val="0"/>
-          <w:numId w:val="1045"/>
+          <w:numId w:val="1032"/>
         </w:numPr>
       </w:pPr>
       <w:r>
@@ -8405,7 +7646,7 @@
         <w:pStyle w:val="Compact"/>
         <w:numPr>
           <w:ilvl w:val="0"/>
-          <w:numId w:val="1045"/>
+          <w:numId w:val="1032"/>
         </w:numPr>
       </w:pPr>
       <w:r>
@@ -8444,7 +7685,7 @@
         <w:pStyle w:val="Compact"/>
         <w:numPr>
           <w:ilvl w:val="0"/>
-          <w:numId w:val="1045"/>
+          <w:numId w:val="1032"/>
         </w:numPr>
       </w:pPr>
       <w:r>
@@ -8456,7 +7697,7 @@
         <w:pStyle w:val="Compact"/>
         <w:numPr>
           <w:ilvl w:val="0"/>
-          <w:numId w:val="1045"/>
+          <w:numId w:val="1032"/>
         </w:numPr>
       </w:pPr>
       <w:r>
@@ -8468,7 +7709,7 @@
         <w:pStyle w:val="Compact"/>
         <w:numPr>
           <w:ilvl w:val="0"/>
-          <w:numId w:val="1045"/>
+          <w:numId w:val="1032"/>
         </w:numPr>
       </w:pPr>
       <w:r>
@@ -8520,7 +7761,7 @@
         <w:pStyle w:val="Compact"/>
         <w:numPr>
           <w:ilvl w:val="0"/>
-          <w:numId w:val="1046"/>
+          <w:numId w:val="1033"/>
         </w:numPr>
       </w:pPr>
       <w:r>
@@ -8563,7 +7804,7 @@
         <w:pStyle w:val="Compact"/>
         <w:numPr>
           <w:ilvl w:val="0"/>
-          <w:numId w:val="1046"/>
+          <w:numId w:val="1033"/>
         </w:numPr>
       </w:pPr>
       <w:r>
@@ -8585,7 +7826,7 @@
         <w:pStyle w:val="Compact"/>
         <w:numPr>
           <w:ilvl w:val="0"/>
-          <w:numId w:val="1046"/>
+          <w:numId w:val="1033"/>
         </w:numPr>
       </w:pPr>
       <w:r>
@@ -8609,13 +7850,22 @@
         </w:pict>
       </w:r>
     </w:p>
-    <w:bookmarkEnd w:id="69"/>
-    <w:bookmarkStart w:id="70" w:name="X24b2b9c1cad6be221ec11e1458a4becb1c60c0e"/>
+    <w:bookmarkEnd w:id="54"/>
+    <w:bookmarkStart w:id="55" w:name="X24b2b9c1cad6be221ec11e1458a4becb1c60c0e"/>
     <w:p>
       <w:pPr>
         <w:pStyle w:val="Heading2"/>
       </w:pPr>
       <w:r>
+        <w:rPr>
+          <w:rStyle w:val="SectionNumber"/>
+        </w:rPr>
+        <w:t xml:space="preserve">1.25</w:t>
+      </w:r>
+      <w:r>
+        <w:tab/>
+      </w:r>
+      <w:r>
         <w:t xml:space="preserve">Step 13. Synthesis pass (mandatory before writing to disk)</w:t>
       </w:r>
     </w:p>
@@ -8632,7 +7882,7 @@
         <w:pStyle w:val="Compact"/>
         <w:numPr>
           <w:ilvl w:val="0"/>
-          <w:numId w:val="1047"/>
+          <w:numId w:val="1034"/>
         </w:numPr>
       </w:pPr>
       <w:r>
@@ -8644,7 +7894,7 @@
         <w:pStyle w:val="Compact"/>
         <w:numPr>
           <w:ilvl w:val="0"/>
-          <w:numId w:val="1047"/>
+          <w:numId w:val="1034"/>
         </w:numPr>
       </w:pPr>
       <w:r>
@@ -8656,7 +7906,7 @@
         <w:pStyle w:val="Compact"/>
         <w:numPr>
           <w:ilvl w:val="0"/>
-          <w:numId w:val="1047"/>
+          <w:numId w:val="1034"/>
         </w:numPr>
       </w:pPr>
       <w:r>
@@ -8668,7 +7918,7 @@
         <w:pStyle w:val="Compact"/>
         <w:numPr>
           <w:ilvl w:val="0"/>
-          <w:numId w:val="1047"/>
+          <w:numId w:val="1034"/>
         </w:numPr>
       </w:pPr>
       <w:r>
@@ -8680,7 +7930,7 @@
         <w:pStyle w:val="Compact"/>
         <w:numPr>
           <w:ilvl w:val="0"/>
-          <w:numId w:val="1047"/>
+          <w:numId w:val="1034"/>
         </w:numPr>
       </w:pPr>
       <w:r>
@@ -8700,7 +7950,7 @@
         <w:pStyle w:val="Compact"/>
         <w:numPr>
           <w:ilvl w:val="0"/>
-          <w:numId w:val="1048"/>
+          <w:numId w:val="1035"/>
         </w:numPr>
       </w:pPr>
       <w:r>
@@ -8712,7 +7962,7 @@
         <w:pStyle w:val="Compact"/>
         <w:numPr>
           <w:ilvl w:val="0"/>
-          <w:numId w:val="1048"/>
+          <w:numId w:val="1035"/>
         </w:numPr>
       </w:pPr>
       <w:r>
@@ -8724,7 +7974,7 @@
         <w:pStyle w:val="Compact"/>
         <w:numPr>
           <w:ilvl w:val="0"/>
-          <w:numId w:val="1048"/>
+          <w:numId w:val="1035"/>
         </w:numPr>
       </w:pPr>
       <w:r>
@@ -8744,7 +7994,7 @@
         <w:pStyle w:val="Compact"/>
         <w:numPr>
           <w:ilvl w:val="0"/>
-          <w:numId w:val="1049"/>
+          <w:numId w:val="1036"/>
         </w:numPr>
       </w:pPr>
       <w:r>
@@ -8766,7 +8016,7 @@
         <w:pStyle w:val="Compact"/>
         <w:numPr>
           <w:ilvl w:val="0"/>
-          <w:numId w:val="1049"/>
+          <w:numId w:val="1036"/>
         </w:numPr>
       </w:pPr>
       <w:r>
@@ -8788,7 +8038,7 @@
         <w:pStyle w:val="Compact"/>
         <w:numPr>
           <w:ilvl w:val="0"/>
-          <w:numId w:val="1049"/>
+          <w:numId w:val="1036"/>
         </w:numPr>
       </w:pPr>
       <w:r>
@@ -8816,7 +8066,7 @@
         <w:pStyle w:val="Compact"/>
         <w:numPr>
           <w:ilvl w:val="0"/>
-          <w:numId w:val="1049"/>
+          <w:numId w:val="1036"/>
         </w:numPr>
       </w:pPr>
       <w:r>
@@ -8844,7 +8094,7 @@
         <w:pStyle w:val="Compact"/>
         <w:numPr>
           <w:ilvl w:val="0"/>
-          <w:numId w:val="1049"/>
+          <w:numId w:val="1036"/>
         </w:numPr>
       </w:pPr>
       <w:r>
@@ -8884,7 +8134,7 @@
         <w:pStyle w:val="Compact"/>
         <w:numPr>
           <w:ilvl w:val="0"/>
-          <w:numId w:val="1049"/>
+          <w:numId w:val="1036"/>
         </w:numPr>
       </w:pPr>
       <w:r>
@@ -8914,12 +8164,21 @@
         </w:pict>
       </w:r>
     </w:p>
-    <w:bookmarkEnd w:id="70"/>
-    <w:bookmarkStart w:id="71" w:name="X32721e7a8c1999a9ac3ae7106c0c87c3637c8cb"/>
+    <w:bookmarkEnd w:id="55"/>
+    <w:bookmarkStart w:id="56" w:name="X32721e7a8c1999a9ac3ae7106c0c87c3637c8cb"/>
     <w:p>
       <w:pPr>
         <w:pStyle w:val="Heading2"/>
       </w:pPr>
+      <w:r>
+        <w:rPr>
+          <w:rStyle w:val="SectionNumber"/>
+        </w:rPr>
+        <w:t xml:space="preserve">1.26</w:t>
+      </w:r>
+      <w:r>
+        <w:tab/>
+      </w:r>
       <w:r>
         <w:t xml:space="preserve">Step 14. Voice enforcement gate (mandatory before writing to disk)</w:t>
       </w:r>
@@ -9376,12 +8635,21 @@
         </w:pict>
       </w:r>
     </w:p>
-    <w:bookmarkEnd w:id="71"/>
-    <w:bookmarkStart w:id="72" w:name="step-15.-write-outputs"/>
+    <w:bookmarkEnd w:id="56"/>
+    <w:bookmarkStart w:id="57" w:name="step-15.-write-outputs"/>
     <w:p>
       <w:pPr>
         <w:pStyle w:val="Heading2"/>
       </w:pPr>
+      <w:r>
+        <w:rPr>
+          <w:rStyle w:val="SectionNumber"/>
+        </w:rPr>
+        <w:t xml:space="preserve">1.27</w:t>
+      </w:r>
+      <w:r>
+        <w:tab/>
+      </w:r>
       <w:r>
         <w:t xml:space="preserve">Step 15. Write outputs</w:t>
       </w:r>
@@ -9816,12 +9084,21 @@
         </w:pict>
       </w:r>
     </w:p>
-    <w:bookmarkEnd w:id="72"/>
-    <w:bookmarkStart w:id="73" w:name="step-16.-merge-into-actions.md"/>
+    <w:bookmarkEnd w:id="57"/>
+    <w:bookmarkStart w:id="58" w:name="step-16.-merge-into-actions.md"/>
     <w:p>
       <w:pPr>
         <w:pStyle w:val="Heading2"/>
       </w:pPr>
+      <w:r>
+        <w:rPr>
+          <w:rStyle w:val="SectionNumber"/>
+        </w:rPr>
+        <w:t xml:space="preserve">1.28</w:t>
+      </w:r>
+      <w:r>
+        <w:tab/>
+      </w:r>
       <w:r>
         <w:t xml:space="preserve">Step 16. Merge into actions.md</w:t>
       </w:r>
@@ -9868,12 +9145,21 @@
         </w:pict>
       </w:r>
     </w:p>
-    <w:bookmarkEnd w:id="73"/>
-    <w:bookmarkStart w:id="74" w:name="step-17.-commit-optional"/>
+    <w:bookmarkEnd w:id="58"/>
+    <w:bookmarkStart w:id="59" w:name="step-17.-commit-optional"/>
     <w:p>
       <w:pPr>
         <w:pStyle w:val="Heading2"/>
       </w:pPr>
+      <w:r>
+        <w:rPr>
+          <w:rStyle w:val="SectionNumber"/>
+        </w:rPr>
+        <w:t xml:space="preserve">1.29</w:t>
+      </w:r>
+      <w:r>
+        <w:tab/>
+      </w:r>
       <w:r>
         <w:t xml:space="preserve">Step 17. Commit (optional)</w:t>
       </w:r>
@@ -9904,13 +9190,22 @@
         </w:pict>
       </w:r>
     </w:p>
-    <w:bookmarkEnd w:id="74"/>
-    <w:bookmarkStart w:id="75" w:name="Xeca2479b337d7d1fd5c99a168897a2be1cc83b5"/>
+    <w:bookmarkEnd w:id="59"/>
+    <w:bookmarkStart w:id="60" w:name="Xeca2479b337d7d1fd5c99a168897a2be1cc83b5"/>
     <w:p>
       <w:pPr>
         <w:pStyle w:val="Heading2"/>
       </w:pPr>
       <w:r>
+        <w:rPr>
+          <w:rStyle w:val="SectionNumber"/>
+        </w:rPr>
+        <w:t xml:space="preserve">1.30</w:t>
+      </w:r>
+      <w:r>
+        <w:tab/>
+      </w:r>
+      <w:r>
         <w:t xml:space="preserve">Voice conventions (strict, applied throughout)</w:t>
       </w:r>
     </w:p>
@@ -9919,7 +9214,7 @@
         <w:pStyle w:val="Compact"/>
         <w:numPr>
           <w:ilvl w:val="0"/>
-          <w:numId w:val="1050"/>
+          <w:numId w:val="1037"/>
         </w:numPr>
       </w:pPr>
       <w:r>
@@ -9931,7 +9226,7 @@
         <w:pStyle w:val="Compact"/>
         <w:numPr>
           <w:ilvl w:val="0"/>
-          <w:numId w:val="1050"/>
+          <w:numId w:val="1037"/>
         </w:numPr>
       </w:pPr>
       <w:r>
@@ -9952,7 +9247,7 @@
         <w:pStyle w:val="Compact"/>
         <w:numPr>
           <w:ilvl w:val="0"/>
-          <w:numId w:val="1050"/>
+          <w:numId w:val="1037"/>
         </w:numPr>
       </w:pPr>
       <w:r>
@@ -9964,7 +9259,7 @@
         <w:pStyle w:val="Compact"/>
         <w:numPr>
           <w:ilvl w:val="0"/>
-          <w:numId w:val="1050"/>
+          <w:numId w:val="1037"/>
         </w:numPr>
       </w:pPr>
       <w:r>
@@ -9988,7 +9283,7 @@
         <w:pStyle w:val="Compact"/>
         <w:numPr>
           <w:ilvl w:val="0"/>
-          <w:numId w:val="1050"/>
+          <w:numId w:val="1037"/>
         </w:numPr>
       </w:pPr>
       <w:r>
@@ -10000,7 +9295,7 @@
         <w:pStyle w:val="Compact"/>
         <w:numPr>
           <w:ilvl w:val="0"/>
-          <w:numId w:val="1050"/>
+          <w:numId w:val="1037"/>
         </w:numPr>
       </w:pPr>
       <w:r>
@@ -10012,7 +9307,7 @@
         <w:pStyle w:val="Compact"/>
         <w:numPr>
           <w:ilvl w:val="0"/>
-          <w:numId w:val="1050"/>
+          <w:numId w:val="1037"/>
         </w:numPr>
       </w:pPr>
       <w:r>
@@ -10026,13 +9321,22 @@
         </w:pict>
       </w:r>
     </w:p>
-    <w:bookmarkEnd w:id="75"/>
-    <w:bookmarkStart w:id="76" w:name="acceptance-criteria"/>
+    <w:bookmarkEnd w:id="60"/>
+    <w:bookmarkStart w:id="61" w:name="acceptance-criteria"/>
     <w:p>
       <w:pPr>
         <w:pStyle w:val="Heading2"/>
       </w:pPr>
       <w:r>
+        <w:rPr>
+          <w:rStyle w:val="SectionNumber"/>
+        </w:rPr>
+        <w:t xml:space="preserve">1.31</w:t>
+      </w:r>
+      <w:r>
+        <w:tab/>
+      </w:r>
+      <w:r>
         <w:t xml:space="preserve">Acceptance criteria</w:t>
       </w:r>
     </w:p>
@@ -10041,7 +9345,7 @@
         <w:pStyle w:val="Compact"/>
         <w:numPr>
           <w:ilvl w:val="0"/>
-          <w:numId w:val="1051"/>
+          <w:numId w:val="1038"/>
         </w:numPr>
       </w:pPr>
       <w:r>
@@ -10053,7 +9357,7 @@
         <w:pStyle w:val="Compact"/>
         <w:numPr>
           <w:ilvl w:val="0"/>
-          <w:numId w:val="1051"/>
+          <w:numId w:val="1038"/>
         </w:numPr>
       </w:pPr>
       <w:r>
@@ -10065,7 +9369,7 @@
         <w:pStyle w:val="Compact"/>
         <w:numPr>
           <w:ilvl w:val="0"/>
-          <w:numId w:val="1051"/>
+          <w:numId w:val="1038"/>
         </w:numPr>
       </w:pPr>
       <w:r>
@@ -10077,7 +9381,7 @@
         <w:pStyle w:val="Compact"/>
         <w:numPr>
           <w:ilvl w:val="0"/>
-          <w:numId w:val="1051"/>
+          <w:numId w:val="1038"/>
         </w:numPr>
       </w:pPr>
       <w:r>
@@ -10089,7 +9393,7 @@
         <w:pStyle w:val="Compact"/>
         <w:numPr>
           <w:ilvl w:val="0"/>
-          <w:numId w:val="1051"/>
+          <w:numId w:val="1038"/>
         </w:numPr>
       </w:pPr>
       <w:r>
@@ -10101,7 +9405,7 @@
         <w:pStyle w:val="Compact"/>
         <w:numPr>
           <w:ilvl w:val="0"/>
-          <w:numId w:val="1051"/>
+          <w:numId w:val="1038"/>
         </w:numPr>
       </w:pPr>
       <w:r>
@@ -10115,13 +9419,22 @@
         </w:pict>
       </w:r>
     </w:p>
-    <w:bookmarkEnd w:id="76"/>
-    <w:bookmarkStart w:id="77" w:name="what-to-do-with-the-output"/>
+    <w:bookmarkEnd w:id="61"/>
+    <w:bookmarkStart w:id="62" w:name="what-to-do-with-the-output"/>
     <w:p>
       <w:pPr>
         <w:pStyle w:val="Heading2"/>
       </w:pPr>
       <w:r>
+        <w:rPr>
+          <w:rStyle w:val="SectionNumber"/>
+        </w:rPr>
+        <w:t xml:space="preserve">1.32</w:t>
+      </w:r>
+      <w:r>
+        <w:tab/>
+      </w:r>
+      <w:r>
         <w:t xml:space="preserve">What to do with the output</w:t>
       </w:r>
     </w:p>
@@ -10165,8 +9478,8 @@
         <w:t xml:space="preserve">Want this run for you on a live engagement with a weekly review cadence, a daily dashboard, and the thirty-plus downstream playbooks across every GTM function? Book a call at https://entirecommerce.ai/book-a-call.</w:t>
       </w:r>
     </w:p>
-    <w:bookmarkEnd w:id="77"/>
-    <w:bookmarkEnd w:id="78"/>
+    <w:bookmarkEnd w:id="62"/>
+    <w:bookmarkEnd w:id="63"/>
     <w:sectPr>
       <w:footnotePr>
         <w:numRestart w:val="eachSect"/>
@@ -10656,7 +9969,34 @@
     <w:abstractNumId w:val="991"/>
   </w:num>
   <w:num w:numId="1020">
-    <w:abstractNumId w:val="991"/>
+    <w:abstractNumId w:val="99411"/>
+    <w:lvlOverride w:ilvl="0">
+      <w:startOverride w:val="1"/>
+    </w:lvlOverride>
+    <w:lvlOverride w:ilvl="1">
+      <w:startOverride w:val="1"/>
+    </w:lvlOverride>
+    <w:lvlOverride w:ilvl="2">
+      <w:startOverride w:val="1"/>
+    </w:lvlOverride>
+    <w:lvlOverride w:ilvl="3">
+      <w:startOverride w:val="1"/>
+    </w:lvlOverride>
+    <w:lvlOverride w:ilvl="4">
+      <w:startOverride w:val="1"/>
+    </w:lvlOverride>
+    <w:lvlOverride w:ilvl="5">
+      <w:startOverride w:val="1"/>
+    </w:lvlOverride>
+    <w:lvlOverride w:ilvl="6">
+      <w:startOverride w:val="1"/>
+    </w:lvlOverride>
+    <w:lvlOverride w:ilvl="7">
+      <w:startOverride w:val="1"/>
+    </w:lvlOverride>
+    <w:lvlOverride w:ilvl="8">
+      <w:startOverride w:val="1"/>
+    </w:lvlOverride>
   </w:num>
   <w:num w:numId="1021">
     <w:abstractNumId w:val="991"/>
@@ -10695,34 +10035,7 @@
     <w:abstractNumId w:val="991"/>
   </w:num>
   <w:num w:numId="1033">
-    <w:abstractNumId w:val="99411"/>
-    <w:lvlOverride w:ilvl="0">
-      <w:startOverride w:val="1"/>
-    </w:lvlOverride>
-    <w:lvlOverride w:ilvl="1">
-      <w:startOverride w:val="1"/>
-    </w:lvlOverride>
-    <w:lvlOverride w:ilvl="2">
-      <w:startOverride w:val="1"/>
-    </w:lvlOverride>
-    <w:lvlOverride w:ilvl="3">
-      <w:startOverride w:val="1"/>
-    </w:lvlOverride>
-    <w:lvlOverride w:ilvl="4">
-      <w:startOverride w:val="1"/>
-    </w:lvlOverride>
-    <w:lvlOverride w:ilvl="5">
-      <w:startOverride w:val="1"/>
-    </w:lvlOverride>
-    <w:lvlOverride w:ilvl="6">
-      <w:startOverride w:val="1"/>
-    </w:lvlOverride>
-    <w:lvlOverride w:ilvl="7">
-      <w:startOverride w:val="1"/>
-    </w:lvlOverride>
-    <w:lvlOverride w:ilvl="8">
-      <w:startOverride w:val="1"/>
-    </w:lvlOverride>
+    <w:abstractNumId w:val="991"/>
   </w:num>
   <w:num w:numId="1034">
     <w:abstractNumId w:val="991"/>
@@ -10737,45 +10050,6 @@
     <w:abstractNumId w:val="991"/>
   </w:num>
   <w:num w:numId="1038">
-    <w:abstractNumId w:val="991"/>
-  </w:num>
-  <w:num w:numId="1039">
-    <w:abstractNumId w:val="991"/>
-  </w:num>
-  <w:num w:numId="1040">
-    <w:abstractNumId w:val="991"/>
-  </w:num>
-  <w:num w:numId="1041">
-    <w:abstractNumId w:val="991"/>
-  </w:num>
-  <w:num w:numId="1042">
-    <w:abstractNumId w:val="991"/>
-  </w:num>
-  <w:num w:numId="1043">
-    <w:abstractNumId w:val="991"/>
-  </w:num>
-  <w:num w:numId="1044">
-    <w:abstractNumId w:val="991"/>
-  </w:num>
-  <w:num w:numId="1045">
-    <w:abstractNumId w:val="991"/>
-  </w:num>
-  <w:num w:numId="1046">
-    <w:abstractNumId w:val="991"/>
-  </w:num>
-  <w:num w:numId="1047">
-    <w:abstractNumId w:val="991"/>
-  </w:num>
-  <w:num w:numId="1048">
-    <w:abstractNumId w:val="991"/>
-  </w:num>
-  <w:num w:numId="1049">
-    <w:abstractNumId w:val="991"/>
-  </w:num>
-  <w:num w:numId="1050">
-    <w:abstractNumId w:val="991"/>
-  </w:num>
-  <w:num w:numId="1051">
     <w:abstractNumId w:val="991"/>
   </w:num>
 </w:numbering>
